--- a/worklog/v2.2.3/prs/报表需求登记表-v2.2.3.docx
+++ b/worklog/v2.2.3/prs/报表需求登记表-v2.2.3.docx
@@ -5239,6 +5239,2752 @@
           <w:sz w:val="18"/>
         </w:rPr>
         <w:t>大屏：12 张已发布（15–26，共 258 组件）；2 处直读 ODS 日志绕过数仓；费用构成空、NULL 变 0、在途动态口径、跨屏 ID 硬编码为已知遗留。</w:t>
+      </w:r>
+    </w:p>
+    <w:p>
+      <w:pPr>
+        <w:pStyle w:val="Heading1"/>
+      </w:pPr>
+      <w:r>
+        <w:rPr>
+          <w:rFonts w:ascii="Times New Roman" w:hAnsi="Times New Roman" w:eastAsia="黑体"/>
+          <w:color w:val="1F3B63"/>
+          <w:sz w:val="30"/>
+        </w:rPr>
+        <w:t>附 A：12 张大屏明细（供客户参考，不用填写）</w:t>
+      </w:r>
+    </w:p>
+    <w:p>
+      <w:r>
+        <w:rPr>
+          <w:rFonts w:ascii="Times New Roman" w:hAnsi="Times New Roman" w:eastAsia="宋体"/>
+          <w:b w:val="0"/>
+          <w:sz w:val="19"/>
+        </w:rPr>
+        <w:t>数据来源：screens-v2/ 下 12 个 prs-flowerbiz-*.json 实测抽取（组件标题、number-card KPI、filter 筛选器、SQL 中 public.* 表、跨屏跳转），发布时间与版本来自 manifest.json（2026-09-14 发布，ID 15–26）。默认统计周期 2022-01-01 至 2026-12-31，日期筛选为前闭后开（起始日含、终止日下一天不含），22 号屏在途指标为例外（按当前时间计算挂起天数）。</w:t>
+      </w:r>
+    </w:p>
+    <w:p>
+      <w:pPr>
+        <w:pStyle w:val="Heading2"/>
+      </w:pPr>
+      <w:r>
+        <w:rPr>
+          <w:rFonts w:ascii="Times New Roman" w:hAnsi="Times New Roman" w:eastAsia="黑体"/>
+          <w:color w:val="1F3B63"/>
+          <w:sz w:val="26"/>
+        </w:rPr>
+        <w:t>A.1 大屏总览表</w:t>
+      </w:r>
+    </w:p>
+    <w:tbl>
+      <w:tblPr>
+        <w:tblStyle w:val="TableGrid"/>
+        <w:tblW w:type="auto" w:w="0"/>
+        <w:jc w:val="center"/>
+        <w:tblLook w:firstColumn="1" w:firstRow="1" w:lastColumn="0" w:lastRow="0" w:noHBand="0" w:noVBand="1" w:val="04A0"/>
+      </w:tblPr>
+      <w:tblGrid>
+        <w:gridCol w:w="1275"/>
+        <w:gridCol w:w="1275"/>
+        <w:gridCol w:w="1275"/>
+        <w:gridCol w:w="1275"/>
+        <w:gridCol w:w="1275"/>
+        <w:gridCol w:w="1275"/>
+        <w:gridCol w:w="1275"/>
+        <w:gridCol w:w="1275"/>
+      </w:tblGrid>
+      <w:tr>
+        <w:tc>
+          <w:tcPr>
+            <w:tcW w:type="dxa" w:w="1275"/>
+            <w:shd w:val="clear" w:color="auto" w:fill="1F3B63"/>
+          </w:tcPr>
+          <w:p>
+            <w:pPr>
+              <w:jc w:val="center"/>
+            </w:pPr>
+            <w:r/>
+            <w:r>
+              <w:rPr>
+                <w:rFonts w:ascii="Times New Roman" w:hAnsi="Times New Roman" w:eastAsia="黑体"/>
+                <w:b/>
+                <w:color w:val="FFFFFF"/>
+                <w:sz w:val="15"/>
+              </w:rPr>
+              <w:t>ID</w:t>
+            </w:r>
+          </w:p>
+        </w:tc>
+        <w:tc>
+          <w:tcPr>
+            <w:tcW w:type="dxa" w:w="1275"/>
+            <w:shd w:val="clear" w:color="auto" w:fill="1F3B63"/>
+          </w:tcPr>
+          <w:p>
+            <w:pPr>
+              <w:jc w:val="center"/>
+            </w:pPr>
+            <w:r/>
+            <w:r>
+              <w:rPr>
+                <w:rFonts w:ascii="Times New Roman" w:hAnsi="Times New Roman" w:eastAsia="黑体"/>
+                <w:b/>
+                <w:color w:val="FFFFFF"/>
+                <w:sz w:val="15"/>
+              </w:rPr>
+              <w:t>屏名</w:t>
+            </w:r>
+          </w:p>
+        </w:tc>
+        <w:tc>
+          <w:tcPr>
+            <w:tcW w:type="dxa" w:w="1275"/>
+            <w:shd w:val="clear" w:color="auto" w:fill="1F3B63"/>
+          </w:tcPr>
+          <w:p>
+            <w:pPr>
+              <w:jc w:val="center"/>
+            </w:pPr>
+            <w:r/>
+            <w:r>
+              <w:rPr>
+                <w:rFonts w:ascii="Times New Roman" w:hAnsi="Times New Roman" w:eastAsia="黑体"/>
+                <w:b/>
+                <w:color w:val="FFFFFF"/>
+                <w:sz w:val="15"/>
+              </w:rPr>
+              <w:t>组件</w:t>
+            </w:r>
+          </w:p>
+        </w:tc>
+        <w:tc>
+          <w:tcPr>
+            <w:tcW w:type="dxa" w:w="1275"/>
+            <w:shd w:val="clear" w:color="auto" w:fill="1F3B63"/>
+          </w:tcPr>
+          <w:p>
+            <w:pPr>
+              <w:jc w:val="center"/>
+            </w:pPr>
+            <w:r/>
+            <w:r>
+              <w:rPr>
+                <w:rFonts w:ascii="Times New Roman" w:hAnsi="Times New Roman" w:eastAsia="黑体"/>
+                <w:b/>
+                <w:color w:val="FFFFFF"/>
+                <w:sz w:val="15"/>
+              </w:rPr>
+              <w:t>KPI（数值卡）</w:t>
+            </w:r>
+          </w:p>
+        </w:tc>
+        <w:tc>
+          <w:tcPr>
+            <w:tcW w:type="dxa" w:w="1275"/>
+            <w:shd w:val="clear" w:color="auto" w:fill="1F3B63"/>
+          </w:tcPr>
+          <w:p>
+            <w:pPr>
+              <w:jc w:val="center"/>
+            </w:pPr>
+            <w:r/>
+            <w:r>
+              <w:rPr>
+                <w:rFonts w:ascii="Times New Roman" w:hAnsi="Times New Roman" w:eastAsia="黑体"/>
+                <w:b/>
+                <w:color w:val="FFFFFF"/>
+                <w:sz w:val="15"/>
+              </w:rPr>
+              <w:t>筛选器</w:t>
+            </w:r>
+          </w:p>
+        </w:tc>
+        <w:tc>
+          <w:tcPr>
+            <w:tcW w:type="dxa" w:w="1275"/>
+            <w:shd w:val="clear" w:color="auto" w:fill="1F3B63"/>
+          </w:tcPr>
+          <w:p>
+            <w:pPr>
+              <w:jc w:val="center"/>
+            </w:pPr>
+            <w:r/>
+            <w:r>
+              <w:rPr>
+                <w:rFonts w:ascii="Times New Roman" w:hAnsi="Times New Roman" w:eastAsia="黑体"/>
+                <w:b/>
+                <w:color w:val="FFFFFF"/>
+                <w:sz w:val="15"/>
+              </w:rPr>
+              <w:t>数据源</w:t>
+            </w:r>
+          </w:p>
+        </w:tc>
+        <w:tc>
+          <w:tcPr>
+            <w:tcW w:type="dxa" w:w="1275"/>
+            <w:shd w:val="clear" w:color="auto" w:fill="1F3B63"/>
+          </w:tcPr>
+          <w:p>
+            <w:pPr>
+              <w:jc w:val="center"/>
+            </w:pPr>
+            <w:r/>
+            <w:r>
+              <w:rPr>
+                <w:rFonts w:ascii="Times New Roman" w:hAnsi="Times New Roman" w:eastAsia="黑体"/>
+                <w:b/>
+                <w:color w:val="FFFFFF"/>
+                <w:sz w:val="15"/>
+              </w:rPr>
+              <w:t>跳转</w:t>
+            </w:r>
+          </w:p>
+        </w:tc>
+        <w:tc>
+          <w:tcPr>
+            <w:tcW w:type="dxa" w:w="1275"/>
+            <w:shd w:val="clear" w:color="auto" w:fill="1F3B63"/>
+          </w:tcPr>
+          <w:p>
+            <w:pPr>
+              <w:jc w:val="center"/>
+            </w:pPr>
+            <w:r/>
+            <w:r>
+              <w:rPr>
+                <w:rFonts w:ascii="Times New Roman" w:hAnsi="Times New Roman" w:eastAsia="黑体"/>
+                <w:b/>
+                <w:color w:val="FFFFFF"/>
+                <w:sz w:val="15"/>
+              </w:rPr>
+              <w:t>发布</w:t>
+            </w:r>
+          </w:p>
+        </w:tc>
+      </w:tr>
+      <w:tr>
+        <w:tc>
+          <w:tcPr>
+            <w:tcW w:type="dxa" w:w="1275"/>
+          </w:tcPr>
+          <w:p>
+            <w:r/>
+            <w:r>
+              <w:rPr>
+                <w:rFonts w:ascii="Times New Roman" w:hAnsi="Times New Roman" w:eastAsia="宋体"/>
+                <w:sz w:val="15"/>
+              </w:rPr>
+              <w:t>15</w:t>
+            </w:r>
+          </w:p>
+        </w:tc>
+        <w:tc>
+          <w:tcPr>
+            <w:tcW w:type="dxa" w:w="1275"/>
+          </w:tcPr>
+          <w:p>
+            <w:r/>
+            <w:r>
+              <w:rPr>
+                <w:rFonts w:ascii="Times New Roman" w:hAnsi="Times New Roman" w:eastAsia="宋体"/>
+                <w:sz w:val="15"/>
+              </w:rPr>
+              <w:t>经营总览</w:t>
+            </w:r>
+          </w:p>
+        </w:tc>
+        <w:tc>
+          <w:tcPr>
+            <w:tcW w:type="dxa" w:w="1275"/>
+          </w:tcPr>
+          <w:p>
+            <w:r/>
+            <w:r>
+              <w:rPr>
+                <w:rFonts w:ascii="Times New Roman" w:hAnsi="Times New Roman" w:eastAsia="宋体"/>
+                <w:sz w:val="15"/>
+              </w:rPr>
+              <w:t>24</w:t>
+            </w:r>
+          </w:p>
+        </w:tc>
+        <w:tc>
+          <w:tcPr>
+            <w:tcW w:type="dxa" w:w="1275"/>
+          </w:tcPr>
+          <w:p>
+            <w:r/>
+            <w:r>
+              <w:rPr>
+                <w:rFonts w:ascii="Times New Roman" w:hAnsi="Times New Roman" w:eastAsia="宋体"/>
+                <w:sz w:val="15"/>
+              </w:rPr>
+              <w:t>报花单数/项目数/客户数/在途单数/租金变动净额/处理成本</w:t>
+            </w:r>
+          </w:p>
+        </w:tc>
+        <w:tc>
+          <w:tcPr>
+            <w:tcW w:type="dxa" w:w="1275"/>
+          </w:tcPr>
+          <w:p>
+            <w:r/>
+            <w:r>
+              <w:rPr>
+                <w:rFonts w:ascii="Times New Roman" w:hAnsi="Times New Roman" w:eastAsia="宋体"/>
+                <w:sz w:val="15"/>
+              </w:rPr>
+              <w:t>统计周期+项目+客户</w:t>
+            </w:r>
+          </w:p>
+        </w:tc>
+        <w:tc>
+          <w:tcPr>
+            <w:tcW w:type="dxa" w:w="1275"/>
+          </w:tcPr>
+          <w:p>
+            <w:r/>
+            <w:r>
+              <w:rPr>
+                <w:rFonts w:ascii="Times New Roman" w:hAnsi="Times New Roman" w:eastAsia="宋体"/>
+                <w:sz w:val="15"/>
+              </w:rPr>
+              <w:t>DWD 订单+客户</w:t>
+            </w:r>
+          </w:p>
+        </w:tc>
+        <w:tc>
+          <w:tcPr>
+            <w:tcW w:type="dxa" w:w="1275"/>
+          </w:tcPr>
+          <w:p>
+            <w:r/>
+            <w:r>
+              <w:rPr>
+                <w:rFonts w:ascii="Times New Roman" w:hAnsi="Times New Roman" w:eastAsia="宋体"/>
+                <w:sz w:val="15"/>
+              </w:rPr>
+              <w:t>16/17/18/22/23</w:t>
+            </w:r>
+          </w:p>
+        </w:tc>
+        <w:tc>
+          <w:tcPr>
+            <w:tcW w:type="dxa" w:w="1275"/>
+          </w:tcPr>
+          <w:p>
+            <w:r/>
+            <w:r>
+              <w:rPr>
+                <w:rFonts w:ascii="Times New Roman" w:hAnsi="Times New Roman" w:eastAsia="宋体"/>
+                <w:sz w:val="15"/>
+              </w:rPr>
+              <w:t>v1</w:t>
+            </w:r>
+          </w:p>
+        </w:tc>
+      </w:tr>
+      <w:tr>
+        <w:tc>
+          <w:tcPr>
+            <w:tcW w:type="dxa" w:w="1275"/>
+          </w:tcPr>
+          <w:p>
+            <w:r/>
+            <w:r>
+              <w:rPr>
+                <w:rFonts w:ascii="Times New Roman" w:hAnsi="Times New Roman" w:eastAsia="宋体"/>
+                <w:sz w:val="15"/>
+              </w:rPr>
+              <w:t>16</w:t>
+            </w:r>
+          </w:p>
+        </w:tc>
+        <w:tc>
+          <w:tcPr>
+            <w:tcW w:type="dxa" w:w="1275"/>
+          </w:tcPr>
+          <w:p>
+            <w:r/>
+            <w:r>
+              <w:rPr>
+                <w:rFonts w:ascii="Times New Roman" w:hAnsi="Times New Roman" w:eastAsia="宋体"/>
+                <w:sz w:val="15"/>
+              </w:rPr>
+              <w:t>项目客户分析</w:t>
+            </w:r>
+          </w:p>
+        </w:tc>
+        <w:tc>
+          <w:tcPr>
+            <w:tcW w:type="dxa" w:w="1275"/>
+          </w:tcPr>
+          <w:p>
+            <w:r/>
+            <w:r>
+              <w:rPr>
+                <w:rFonts w:ascii="Times New Roman" w:hAnsi="Times New Roman" w:eastAsia="宋体"/>
+                <w:sz w:val="15"/>
+              </w:rPr>
+              <w:t>22</w:t>
+            </w:r>
+          </w:p>
+        </w:tc>
+        <w:tc>
+          <w:tcPr>
+            <w:tcW w:type="dxa" w:w="1275"/>
+          </w:tcPr>
+          <w:p>
+            <w:r/>
+            <w:r>
+              <w:rPr>
+                <w:rFonts w:ascii="Times New Roman" w:hAnsi="Times New Roman" w:eastAsia="宋体"/>
+                <w:sz w:val="15"/>
+              </w:rPr>
+              <w:t>项目数/客户数/报花单数/销售金额/坏账成本/额外费用报价</w:t>
+            </w:r>
+          </w:p>
+        </w:tc>
+        <w:tc>
+          <w:tcPr>
+            <w:tcW w:type="dxa" w:w="1275"/>
+          </w:tcPr>
+          <w:p>
+            <w:r/>
+            <w:r>
+              <w:rPr>
+                <w:rFonts w:ascii="Times New Roman" w:hAnsi="Times New Roman" w:eastAsia="宋体"/>
+                <w:sz w:val="15"/>
+              </w:rPr>
+              <w:t>统计周期+项目+客户</w:t>
+            </w:r>
+          </w:p>
+        </w:tc>
+        <w:tc>
+          <w:tcPr>
+            <w:tcW w:type="dxa" w:w="1275"/>
+          </w:tcPr>
+          <w:p>
+            <w:r/>
+            <w:r>
+              <w:rPr>
+                <w:rFonts w:ascii="Times New Roman" w:hAnsi="Times New Roman" w:eastAsia="宋体"/>
+                <w:sz w:val="15"/>
+              </w:rPr>
+              <w:t>DWD 订单+客户</w:t>
+            </w:r>
+          </w:p>
+        </w:tc>
+        <w:tc>
+          <w:tcPr>
+            <w:tcW w:type="dxa" w:w="1275"/>
+          </w:tcPr>
+          <w:p>
+            <w:r/>
+            <w:r>
+              <w:rPr>
+                <w:rFonts w:ascii="Times New Roman" w:hAnsi="Times New Roman" w:eastAsia="宋体"/>
+                <w:sz w:val="15"/>
+              </w:rPr>
+              <w:t>15/23</w:t>
+            </w:r>
+          </w:p>
+        </w:tc>
+        <w:tc>
+          <w:tcPr>
+            <w:tcW w:type="dxa" w:w="1275"/>
+          </w:tcPr>
+          <w:p>
+            <w:r/>
+            <w:r>
+              <w:rPr>
+                <w:rFonts w:ascii="Times New Roman" w:hAnsi="Times New Roman" w:eastAsia="宋体"/>
+                <w:sz w:val="15"/>
+              </w:rPr>
+              <w:t>v1</w:t>
+            </w:r>
+          </w:p>
+        </w:tc>
+      </w:tr>
+      <w:tr>
+        <w:tc>
+          <w:tcPr>
+            <w:tcW w:type="dxa" w:w="1275"/>
+          </w:tcPr>
+          <w:p>
+            <w:r/>
+            <w:r>
+              <w:rPr>
+                <w:rFonts w:ascii="Times New Roman" w:hAnsi="Times New Roman" w:eastAsia="宋体"/>
+                <w:sz w:val="15"/>
+              </w:rPr>
+              <w:t>17</w:t>
+            </w:r>
+          </w:p>
+        </w:tc>
+        <w:tc>
+          <w:tcPr>
+            <w:tcW w:type="dxa" w:w="1275"/>
+          </w:tcPr>
+          <w:p>
+            <w:r/>
+            <w:r>
+              <w:rPr>
+                <w:rFonts w:ascii="Times New Roman" w:hAnsi="Times New Roman" w:eastAsia="宋体"/>
+                <w:sz w:val="15"/>
+              </w:rPr>
+              <w:t>销售坏账与费用</w:t>
+            </w:r>
+          </w:p>
+        </w:tc>
+        <w:tc>
+          <w:tcPr>
+            <w:tcW w:type="dxa" w:w="1275"/>
+          </w:tcPr>
+          <w:p>
+            <w:r/>
+            <w:r>
+              <w:rPr>
+                <w:rFonts w:ascii="Times New Roman" w:hAnsi="Times New Roman" w:eastAsia="宋体"/>
+                <w:sz w:val="15"/>
+              </w:rPr>
+              <w:t>22</w:t>
+            </w:r>
+          </w:p>
+        </w:tc>
+        <w:tc>
+          <w:tcPr>
+            <w:tcW w:type="dxa" w:w="1275"/>
+          </w:tcPr>
+          <w:p>
+            <w:r/>
+            <w:r>
+              <w:rPr>
+                <w:rFonts w:ascii="Times New Roman" w:hAnsi="Times New Roman" w:eastAsia="宋体"/>
+                <w:sz w:val="15"/>
+              </w:rPr>
+              <w:t>销售金额/成本/赠送成本/坏账成本/租金变动/额外费用报价</w:t>
+            </w:r>
+          </w:p>
+        </w:tc>
+        <w:tc>
+          <w:tcPr>
+            <w:tcW w:type="dxa" w:w="1275"/>
+          </w:tcPr>
+          <w:p>
+            <w:r/>
+            <w:r>
+              <w:rPr>
+                <w:rFonts w:ascii="Times New Roman" w:hAnsi="Times New Roman" w:eastAsia="宋体"/>
+                <w:sz w:val="15"/>
+              </w:rPr>
+              <w:t>统计周期+项目+客户</w:t>
+            </w:r>
+          </w:p>
+        </w:tc>
+        <w:tc>
+          <w:tcPr>
+            <w:tcW w:type="dxa" w:w="1275"/>
+          </w:tcPr>
+          <w:p>
+            <w:r/>
+            <w:r>
+              <w:rPr>
+                <w:rFonts w:ascii="Times New Roman" w:hAnsi="Times New Roman" w:eastAsia="宋体"/>
+                <w:sz w:val="15"/>
+              </w:rPr>
+              <w:t>DWD 订单+客户+费用</w:t>
+            </w:r>
+          </w:p>
+        </w:tc>
+        <w:tc>
+          <w:tcPr>
+            <w:tcW w:type="dxa" w:w="1275"/>
+          </w:tcPr>
+          <w:p>
+            <w:r/>
+            <w:r>
+              <w:rPr>
+                <w:rFonts w:ascii="Times New Roman" w:hAnsi="Times New Roman" w:eastAsia="宋体"/>
+                <w:sz w:val="15"/>
+              </w:rPr>
+              <w:t>15</w:t>
+            </w:r>
+          </w:p>
+        </w:tc>
+        <w:tc>
+          <w:tcPr>
+            <w:tcW w:type="dxa" w:w="1275"/>
+          </w:tcPr>
+          <w:p>
+            <w:r/>
+            <w:r>
+              <w:rPr>
+                <w:rFonts w:ascii="Times New Roman" w:hAnsi="Times New Roman" w:eastAsia="宋体"/>
+                <w:sz w:val="15"/>
+              </w:rPr>
+              <w:t>v2</w:t>
+            </w:r>
+          </w:p>
+        </w:tc>
+      </w:tr>
+      <w:tr>
+        <w:tc>
+          <w:tcPr>
+            <w:tcW w:type="dxa" w:w="1275"/>
+          </w:tcPr>
+          <w:p>
+            <w:r/>
+            <w:r>
+              <w:rPr>
+                <w:rFonts w:ascii="Times New Roman" w:hAnsi="Times New Roman" w:eastAsia="宋体"/>
+                <w:sz w:val="15"/>
+              </w:rPr>
+              <w:t>18</w:t>
+            </w:r>
+          </w:p>
+        </w:tc>
+        <w:tc>
+          <w:tcPr>
+            <w:tcW w:type="dxa" w:w="1275"/>
+          </w:tcPr>
+          <w:p>
+            <w:r/>
+            <w:r>
+              <w:rPr>
+                <w:rFonts w:ascii="Times New Roman" w:hAnsi="Times New Roman" w:eastAsia="宋体"/>
+                <w:sz w:val="15"/>
+              </w:rPr>
+              <w:t>报花执行</w:t>
+            </w:r>
+          </w:p>
+        </w:tc>
+        <w:tc>
+          <w:tcPr>
+            <w:tcW w:type="dxa" w:w="1275"/>
+          </w:tcPr>
+          <w:p>
+            <w:r/>
+            <w:r>
+              <w:rPr>
+                <w:rFonts w:ascii="Times New Roman" w:hAnsi="Times New Roman" w:eastAsia="宋体"/>
+                <w:sz w:val="15"/>
+              </w:rPr>
+              <w:t>22</w:t>
+            </w:r>
+          </w:p>
+        </w:tc>
+        <w:tc>
+          <w:tcPr>
+            <w:tcW w:type="dxa" w:w="1275"/>
+          </w:tcPr>
+          <w:p>
+            <w:r/>
+            <w:r>
+              <w:rPr>
+                <w:rFonts w:ascii="Times New Roman" w:hAnsi="Times New Roman" w:eastAsia="宋体"/>
+                <w:sz w:val="15"/>
+              </w:rPr>
+              <w:t>租赁/加/减/换/调单数/租金变动净额</w:t>
+            </w:r>
+          </w:p>
+        </w:tc>
+        <w:tc>
+          <w:tcPr>
+            <w:tcW w:type="dxa" w:w="1275"/>
+          </w:tcPr>
+          <w:p>
+            <w:r/>
+            <w:r>
+              <w:rPr>
+                <w:rFonts w:ascii="Times New Roman" w:hAnsi="Times New Roman" w:eastAsia="宋体"/>
+                <w:sz w:val="15"/>
+              </w:rPr>
+              <w:t>统计周期+项目+客户</w:t>
+            </w:r>
+          </w:p>
+        </w:tc>
+        <w:tc>
+          <w:tcPr>
+            <w:tcW w:type="dxa" w:w="1275"/>
+          </w:tcPr>
+          <w:p>
+            <w:r/>
+            <w:r>
+              <w:rPr>
+                <w:rFonts w:ascii="Times New Roman" w:hAnsi="Times New Roman" w:eastAsia="宋体"/>
+                <w:sz w:val="15"/>
+              </w:rPr>
+              <w:t>DWD 订单+客户</w:t>
+            </w:r>
+          </w:p>
+        </w:tc>
+        <w:tc>
+          <w:tcPr>
+            <w:tcW w:type="dxa" w:w="1275"/>
+          </w:tcPr>
+          <w:p>
+            <w:r/>
+            <w:r>
+              <w:rPr>
+                <w:rFonts w:ascii="Times New Roman" w:hAnsi="Times New Roman" w:eastAsia="宋体"/>
+                <w:sz w:val="15"/>
+              </w:rPr>
+              <w:t>15/23</w:t>
+            </w:r>
+          </w:p>
+        </w:tc>
+        <w:tc>
+          <w:tcPr>
+            <w:tcW w:type="dxa" w:w="1275"/>
+          </w:tcPr>
+          <w:p>
+            <w:r/>
+            <w:r>
+              <w:rPr>
+                <w:rFonts w:ascii="Times New Roman" w:hAnsi="Times New Roman" w:eastAsia="宋体"/>
+                <w:sz w:val="15"/>
+              </w:rPr>
+              <w:t>v1</w:t>
+            </w:r>
+          </w:p>
+        </w:tc>
+      </w:tr>
+      <w:tr>
+        <w:tc>
+          <w:tcPr>
+            <w:tcW w:type="dxa" w:w="1275"/>
+          </w:tcPr>
+          <w:p>
+            <w:r/>
+            <w:r>
+              <w:rPr>
+                <w:rFonts w:ascii="Times New Roman" w:hAnsi="Times New Roman" w:eastAsia="宋体"/>
+                <w:sz w:val="15"/>
+              </w:rPr>
+              <w:t>19</w:t>
+            </w:r>
+          </w:p>
+        </w:tc>
+        <w:tc>
+          <w:tcPr>
+            <w:tcW w:type="dxa" w:w="1275"/>
+          </w:tcPr>
+          <w:p>
+            <w:r/>
+            <w:r>
+              <w:rPr>
+                <w:rFonts w:ascii="Times New Roman" w:hAnsi="Times New Roman" w:eastAsia="宋体"/>
+                <w:sz w:val="15"/>
+              </w:rPr>
+              <w:t>变更与租期调整</w:t>
+            </w:r>
+          </w:p>
+        </w:tc>
+        <w:tc>
+          <w:tcPr>
+            <w:tcW w:type="dxa" w:w="1275"/>
+          </w:tcPr>
+          <w:p>
+            <w:r/>
+            <w:r>
+              <w:rPr>
+                <w:rFonts w:ascii="Times New Roman" w:hAnsi="Times New Roman" w:eastAsia="宋体"/>
+                <w:sz w:val="15"/>
+              </w:rPr>
+              <w:t>22</w:t>
+            </w:r>
+          </w:p>
+        </w:tc>
+        <w:tc>
+          <w:tcPr>
+            <w:tcW w:type="dxa" w:w="1275"/>
+          </w:tcPr>
+          <w:p>
+            <w:r/>
+            <w:r>
+              <w:rPr>
+                <w:rFonts w:ascii="Times New Roman" w:hAnsi="Times New Roman" w:eastAsia="宋体"/>
+                <w:sz w:val="15"/>
+              </w:rPr>
+              <w:t>变更单数/物品/金额/成本变更/已确认差额/平均确认天数</w:t>
+            </w:r>
+          </w:p>
+        </w:tc>
+        <w:tc>
+          <w:tcPr>
+            <w:tcW w:type="dxa" w:w="1275"/>
+          </w:tcPr>
+          <w:p>
+            <w:r/>
+            <w:r>
+              <w:rPr>
+                <w:rFonts w:ascii="Times New Roman" w:hAnsi="Times New Roman" w:eastAsia="宋体"/>
+                <w:sz w:val="15"/>
+              </w:rPr>
+              <w:t>统计周期+项目+变更类型</w:t>
+            </w:r>
+          </w:p>
+        </w:tc>
+        <w:tc>
+          <w:tcPr>
+            <w:tcW w:type="dxa" w:w="1275"/>
+          </w:tcPr>
+          <w:p>
+            <w:r/>
+            <w:r>
+              <w:rPr>
+                <w:rFonts w:ascii="Times New Roman" w:hAnsi="Times New Roman" w:eastAsia="宋体"/>
+                <w:sz w:val="15"/>
+              </w:rPr>
+              <w:t>ADS 变更+DWD</w:t>
+            </w:r>
+          </w:p>
+        </w:tc>
+        <w:tc>
+          <w:tcPr>
+            <w:tcW w:type="dxa" w:w="1275"/>
+          </w:tcPr>
+          <w:p>
+            <w:r/>
+            <w:r>
+              <w:rPr>
+                <w:rFonts w:ascii="Times New Roman" w:hAnsi="Times New Roman" w:eastAsia="宋体"/>
+                <w:sz w:val="15"/>
+              </w:rPr>
+              <w:t>15/24</w:t>
+            </w:r>
+          </w:p>
+        </w:tc>
+        <w:tc>
+          <w:tcPr>
+            <w:tcW w:type="dxa" w:w="1275"/>
+          </w:tcPr>
+          <w:p>
+            <w:r/>
+            <w:r>
+              <w:rPr>
+                <w:rFonts w:ascii="Times New Roman" w:hAnsi="Times New Roman" w:eastAsia="宋体"/>
+                <w:sz w:val="15"/>
+              </w:rPr>
+              <w:t>v1</w:t>
+            </w:r>
+          </w:p>
+        </w:tc>
+      </w:tr>
+      <w:tr>
+        <w:tc>
+          <w:tcPr>
+            <w:tcW w:type="dxa" w:w="1275"/>
+          </w:tcPr>
+          <w:p>
+            <w:r/>
+            <w:r>
+              <w:rPr>
+                <w:rFonts w:ascii="Times New Roman" w:hAnsi="Times New Roman" w:eastAsia="宋体"/>
+                <w:sz w:val="15"/>
+              </w:rPr>
+              <w:t>20</w:t>
+            </w:r>
+          </w:p>
+        </w:tc>
+        <w:tc>
+          <w:tcPr>
+            <w:tcW w:type="dxa" w:w="1275"/>
+          </w:tcPr>
+          <w:p>
+            <w:r/>
+            <w:r>
+              <w:rPr>
+                <w:rFonts w:ascii="Times New Roman" w:hAnsi="Times New Roman" w:eastAsia="宋体"/>
+                <w:sz w:val="15"/>
+              </w:rPr>
+              <w:t>回收撤摆与去向</w:t>
+            </w:r>
+          </w:p>
+        </w:tc>
+        <w:tc>
+          <w:tcPr>
+            <w:tcW w:type="dxa" w:w="1275"/>
+          </w:tcPr>
+          <w:p>
+            <w:r/>
+            <w:r>
+              <w:rPr>
+                <w:rFonts w:ascii="Times New Roman" w:hAnsi="Times New Roman" w:eastAsia="宋体"/>
+                <w:sz w:val="15"/>
+              </w:rPr>
+              <w:t>22</w:t>
+            </w:r>
+          </w:p>
+        </w:tc>
+        <w:tc>
+          <w:tcPr>
+            <w:tcW w:type="dxa" w:w="1275"/>
+          </w:tcPr>
+          <w:p>
+            <w:r/>
+            <w:r>
+              <w:rPr>
+                <w:rFonts w:ascii="Times New Roman" w:hAnsi="Times New Roman" w:eastAsia="宋体"/>
+                <w:sz w:val="15"/>
+              </w:rPr>
+              <w:t>明细数/计划/实际回收数/报损/回购/留用</w:t>
+            </w:r>
+          </w:p>
+        </w:tc>
+        <w:tc>
+          <w:tcPr>
+            <w:tcW w:type="dxa" w:w="1275"/>
+          </w:tcPr>
+          <w:p>
+            <w:r/>
+            <w:r>
+              <w:rPr>
+                <w:rFonts w:ascii="Times New Roman" w:hAnsi="Times New Roman" w:eastAsia="宋体"/>
+                <w:sz w:val="15"/>
+              </w:rPr>
+              <w:t>统计周期+项目+回收类型</w:t>
+            </w:r>
+          </w:p>
+        </w:tc>
+        <w:tc>
+          <w:tcPr>
+            <w:tcW w:type="dxa" w:w="1275"/>
+          </w:tcPr>
+          <w:p>
+            <w:r/>
+            <w:r>
+              <w:rPr>
+                <w:rFonts w:ascii="Times New Roman" w:hAnsi="Times New Roman" w:eastAsia="宋体"/>
+                <w:sz w:val="15"/>
+              </w:rPr>
+              <w:t>ADS 回收+DWD</w:t>
+            </w:r>
+          </w:p>
+        </w:tc>
+        <w:tc>
+          <w:tcPr>
+            <w:tcW w:type="dxa" w:w="1275"/>
+          </w:tcPr>
+          <w:p>
+            <w:r/>
+            <w:r>
+              <w:rPr>
+                <w:rFonts w:ascii="Times New Roman" w:hAnsi="Times New Roman" w:eastAsia="宋体"/>
+                <w:sz w:val="15"/>
+              </w:rPr>
+              <w:t>15/25</w:t>
+            </w:r>
+          </w:p>
+        </w:tc>
+        <w:tc>
+          <w:tcPr>
+            <w:tcW w:type="dxa" w:w="1275"/>
+          </w:tcPr>
+          <w:p>
+            <w:r/>
+            <w:r>
+              <w:rPr>
+                <w:rFonts w:ascii="Times New Roman" w:hAnsi="Times New Roman" w:eastAsia="宋体"/>
+                <w:sz w:val="15"/>
+              </w:rPr>
+              <w:t>v3</w:t>
+            </w:r>
+          </w:p>
+        </w:tc>
+      </w:tr>
+      <w:tr>
+        <w:tc>
+          <w:tcPr>
+            <w:tcW w:type="dxa" w:w="1275"/>
+          </w:tcPr>
+          <w:p>
+            <w:r/>
+            <w:r>
+              <w:rPr>
+                <w:rFonts w:ascii="Times New Roman" w:hAnsi="Times New Roman" w:eastAsia="宋体"/>
+                <w:sz w:val="15"/>
+              </w:rPr>
+              <w:t>21</w:t>
+            </w:r>
+          </w:p>
+        </w:tc>
+        <w:tc>
+          <w:tcPr>
+            <w:tcW w:type="dxa" w:w="1275"/>
+          </w:tcPr>
+          <w:p>
+            <w:r/>
+            <w:r>
+              <w:rPr>
+                <w:rFonts w:ascii="Times New Roman" w:hAnsi="Times New Roman" w:eastAsia="宋体"/>
+                <w:sz w:val="15"/>
+              </w:rPr>
+              <w:t>养护工作量</w:t>
+            </w:r>
+          </w:p>
+        </w:tc>
+        <w:tc>
+          <w:tcPr>
+            <w:tcW w:type="dxa" w:w="1275"/>
+          </w:tcPr>
+          <w:p>
+            <w:r/>
+            <w:r>
+              <w:rPr>
+                <w:rFonts w:ascii="Times New Roman" w:hAnsi="Times New Roman" w:eastAsia="宋体"/>
+                <w:sz w:val="15"/>
+              </w:rPr>
+              <w:t>22</w:t>
+            </w:r>
+          </w:p>
+        </w:tc>
+        <w:tc>
+          <w:tcPr>
+            <w:tcW w:type="dxa" w:w="1275"/>
+          </w:tcPr>
+          <w:p>
+            <w:r/>
+            <w:r>
+              <w:rPr>
+                <w:rFonts w:ascii="Times New Roman" w:hAnsi="Times New Roman" w:eastAsia="宋体"/>
+                <w:sz w:val="15"/>
+              </w:rPr>
+              <w:t>养护人数/记录数/项目数/日期数/巡护次数/缺失数</w:t>
+            </w:r>
+          </w:p>
+        </w:tc>
+        <w:tc>
+          <w:tcPr>
+            <w:tcW w:type="dxa" w:w="1275"/>
+          </w:tcPr>
+          <w:p>
+            <w:r/>
+            <w:r>
+              <w:rPr>
+                <w:rFonts w:ascii="Times New Roman" w:hAnsi="Times New Roman" w:eastAsia="宋体"/>
+                <w:sz w:val="15"/>
+              </w:rPr>
+              <w:t>统计周期+养护人+项目</w:t>
+            </w:r>
+          </w:p>
+        </w:tc>
+        <w:tc>
+          <w:tcPr>
+            <w:tcW w:type="dxa" w:w="1275"/>
+          </w:tcPr>
+          <w:p>
+            <w:r/>
+            <w:r>
+              <w:rPr>
+                <w:rFonts w:ascii="Times New Roman" w:hAnsi="Times New Roman" w:eastAsia="宋体"/>
+                <w:sz w:val="15"/>
+              </w:rPr>
+              <w:t>DWD 养护+项目</w:t>
+            </w:r>
+          </w:p>
+        </w:tc>
+        <w:tc>
+          <w:tcPr>
+            <w:tcW w:type="dxa" w:w="1275"/>
+          </w:tcPr>
+          <w:p>
+            <w:r/>
+            <w:r>
+              <w:rPr>
+                <w:rFonts w:ascii="Times New Roman" w:hAnsi="Times New Roman" w:eastAsia="宋体"/>
+                <w:sz w:val="15"/>
+              </w:rPr>
+              <w:t>15</w:t>
+            </w:r>
+          </w:p>
+        </w:tc>
+        <w:tc>
+          <w:tcPr>
+            <w:tcW w:type="dxa" w:w="1275"/>
+          </w:tcPr>
+          <w:p>
+            <w:r/>
+            <w:r>
+              <w:rPr>
+                <w:rFonts w:ascii="Times New Roman" w:hAnsi="Times New Roman" w:eastAsia="宋体"/>
+                <w:sz w:val="15"/>
+              </w:rPr>
+              <w:t>v2</w:t>
+            </w:r>
+          </w:p>
+        </w:tc>
+      </w:tr>
+      <w:tr>
+        <w:tc>
+          <w:tcPr>
+            <w:tcW w:type="dxa" w:w="1275"/>
+          </w:tcPr>
+          <w:p>
+            <w:r/>
+            <w:r>
+              <w:rPr>
+                <w:rFonts w:ascii="Times New Roman" w:hAnsi="Times New Roman" w:eastAsia="宋体"/>
+                <w:sz w:val="15"/>
+              </w:rPr>
+              <w:t>22</w:t>
+            </w:r>
+          </w:p>
+        </w:tc>
+        <w:tc>
+          <w:tcPr>
+            <w:tcW w:type="dxa" w:w="1275"/>
+          </w:tcPr>
+          <w:p>
+            <w:r/>
+            <w:r>
+              <w:rPr>
+                <w:rFonts w:ascii="Times New Roman" w:hAnsi="Times New Roman" w:eastAsia="宋体"/>
+                <w:sz w:val="15"/>
+              </w:rPr>
+              <w:t>在途审批与操作监控</w:t>
+            </w:r>
+          </w:p>
+        </w:tc>
+        <w:tc>
+          <w:tcPr>
+            <w:tcW w:type="dxa" w:w="1275"/>
+          </w:tcPr>
+          <w:p>
+            <w:r/>
+            <w:r>
+              <w:rPr>
+                <w:rFonts w:ascii="Times New Roman" w:hAnsi="Times New Roman" w:eastAsia="宋体"/>
+                <w:sz w:val="15"/>
+              </w:rPr>
+              <w:t>22</w:t>
+            </w:r>
+          </w:p>
+        </w:tc>
+        <w:tc>
+          <w:tcPr>
+            <w:tcW w:type="dxa" w:w="1275"/>
+          </w:tcPr>
+          <w:p>
+            <w:r/>
+            <w:r>
+              <w:rPr>
+                <w:rFonts w:ascii="Times New Roman" w:hAnsi="Times New Roman" w:eastAsia="宋体"/>
+                <w:sz w:val="15"/>
+              </w:rPr>
+              <w:t>在途数/挂起&gt;7天/待结算/审核中/平均挂起天/在途租金变动</w:t>
+            </w:r>
+          </w:p>
+        </w:tc>
+        <w:tc>
+          <w:tcPr>
+            <w:tcW w:type="dxa" w:w="1275"/>
+          </w:tcPr>
+          <w:p>
+            <w:r/>
+            <w:r>
+              <w:rPr>
+                <w:rFonts w:ascii="Times New Roman" w:hAnsi="Times New Roman" w:eastAsia="宋体"/>
+                <w:sz w:val="15"/>
+              </w:rPr>
+              <w:t>统计周期+项目+状态</w:t>
+            </w:r>
+          </w:p>
+        </w:tc>
+        <w:tc>
+          <w:tcPr>
+            <w:tcW w:type="dxa" w:w="1275"/>
+          </w:tcPr>
+          <w:p>
+            <w:r/>
+            <w:r>
+              <w:rPr>
+                <w:rFonts w:ascii="Times New Roman" w:hAnsi="Times New Roman" w:eastAsia="宋体"/>
+                <w:sz w:val="15"/>
+              </w:rPr>
+              <w:t>DWD 订单+客户</w:t>
+            </w:r>
+          </w:p>
+        </w:tc>
+        <w:tc>
+          <w:tcPr>
+            <w:tcW w:type="dxa" w:w="1275"/>
+          </w:tcPr>
+          <w:p>
+            <w:r/>
+            <w:r>
+              <w:rPr>
+                <w:rFonts w:ascii="Times New Roman" w:hAnsi="Times New Roman" w:eastAsia="宋体"/>
+                <w:sz w:val="15"/>
+              </w:rPr>
+              <w:t>15/26</w:t>
+            </w:r>
+          </w:p>
+        </w:tc>
+        <w:tc>
+          <w:tcPr>
+            <w:tcW w:type="dxa" w:w="1275"/>
+          </w:tcPr>
+          <w:p>
+            <w:r/>
+            <w:r>
+              <w:rPr>
+                <w:rFonts w:ascii="Times New Roman" w:hAnsi="Times New Roman" w:eastAsia="宋体"/>
+                <w:sz w:val="15"/>
+              </w:rPr>
+              <w:t>v2</w:t>
+            </w:r>
+          </w:p>
+        </w:tc>
+      </w:tr>
+      <w:tr>
+        <w:tc>
+          <w:tcPr>
+            <w:tcW w:type="dxa" w:w="1275"/>
+          </w:tcPr>
+          <w:p>
+            <w:r/>
+            <w:r>
+              <w:rPr>
+                <w:rFonts w:ascii="Times New Roman" w:hAnsi="Times New Roman" w:eastAsia="宋体"/>
+                <w:sz w:val="15"/>
+              </w:rPr>
+              <w:t>23</w:t>
+            </w:r>
+          </w:p>
+        </w:tc>
+        <w:tc>
+          <w:tcPr>
+            <w:tcW w:type="dxa" w:w="1275"/>
+          </w:tcPr>
+          <w:p>
+            <w:r/>
+            <w:r>
+              <w:rPr>
+                <w:rFonts w:ascii="Times New Roman" w:hAnsi="Times New Roman" w:eastAsia="宋体"/>
+                <w:sz w:val="15"/>
+              </w:rPr>
+              <w:t>报花单明细钻取</w:t>
+            </w:r>
+          </w:p>
+        </w:tc>
+        <w:tc>
+          <w:tcPr>
+            <w:tcW w:type="dxa" w:w="1275"/>
+          </w:tcPr>
+          <w:p>
+            <w:r/>
+            <w:r>
+              <w:rPr>
+                <w:rFonts w:ascii="Times New Roman" w:hAnsi="Times New Roman" w:eastAsia="宋体"/>
+                <w:sz w:val="15"/>
+              </w:rPr>
+              <w:t>20</w:t>
+            </w:r>
+          </w:p>
+        </w:tc>
+        <w:tc>
+          <w:tcPr>
+            <w:tcW w:type="dxa" w:w="1275"/>
+          </w:tcPr>
+          <w:p>
+            <w:r/>
+            <w:r>
+              <w:rPr>
+                <w:rFonts w:ascii="Times New Roman" w:hAnsi="Times New Roman" w:eastAsia="宋体"/>
+                <w:sz w:val="15"/>
+              </w:rPr>
+              <w:t>明细行数/单据数/申请数量/完成数量</w:t>
+            </w:r>
+          </w:p>
+        </w:tc>
+        <w:tc>
+          <w:tcPr>
+            <w:tcW w:type="dxa" w:w="1275"/>
+          </w:tcPr>
+          <w:p>
+            <w:r/>
+            <w:r>
+              <w:rPr>
+                <w:rFonts w:ascii="Times New Roman" w:hAnsi="Times New Roman" w:eastAsia="宋体"/>
+                <w:sz w:val="15"/>
+              </w:rPr>
+              <w:t>统计周期+项目+客户</w:t>
+            </w:r>
+          </w:p>
+        </w:tc>
+        <w:tc>
+          <w:tcPr>
+            <w:tcW w:type="dxa" w:w="1275"/>
+          </w:tcPr>
+          <w:p>
+            <w:r/>
+            <w:r>
+              <w:rPr>
+                <w:rFonts w:ascii="Times New Roman" w:hAnsi="Times New Roman" w:eastAsia="宋体"/>
+                <w:sz w:val="15"/>
+              </w:rPr>
+              <w:t>ADS 租赁明细+DWD</w:t>
+            </w:r>
+          </w:p>
+        </w:tc>
+        <w:tc>
+          <w:tcPr>
+            <w:tcW w:type="dxa" w:w="1275"/>
+          </w:tcPr>
+          <w:p>
+            <w:r/>
+            <w:r>
+              <w:rPr>
+                <w:rFonts w:ascii="Times New Roman" w:hAnsi="Times New Roman" w:eastAsia="宋体"/>
+                <w:sz w:val="15"/>
+              </w:rPr>
+              <w:t>←18</w:t>
+            </w:r>
+          </w:p>
+        </w:tc>
+        <w:tc>
+          <w:tcPr>
+            <w:tcW w:type="dxa" w:w="1275"/>
+          </w:tcPr>
+          <w:p>
+            <w:r/>
+            <w:r>
+              <w:rPr>
+                <w:rFonts w:ascii="Times New Roman" w:hAnsi="Times New Roman" w:eastAsia="宋体"/>
+                <w:sz w:val="15"/>
+              </w:rPr>
+              <w:t>v2</w:t>
+            </w:r>
+          </w:p>
+        </w:tc>
+      </w:tr>
+      <w:tr>
+        <w:tc>
+          <w:tcPr>
+            <w:tcW w:type="dxa" w:w="1275"/>
+          </w:tcPr>
+          <w:p>
+            <w:r/>
+            <w:r>
+              <w:rPr>
+                <w:rFonts w:ascii="Times New Roman" w:hAnsi="Times New Roman" w:eastAsia="宋体"/>
+                <w:sz w:val="15"/>
+              </w:rPr>
+              <w:t>24</w:t>
+            </w:r>
+          </w:p>
+        </w:tc>
+        <w:tc>
+          <w:tcPr>
+            <w:tcW w:type="dxa" w:w="1275"/>
+          </w:tcPr>
+          <w:p>
+            <w:r/>
+            <w:r>
+              <w:rPr>
+                <w:rFonts w:ascii="Times New Roman" w:hAnsi="Times New Roman" w:eastAsia="宋体"/>
+                <w:sz w:val="15"/>
+              </w:rPr>
+              <w:t>变更明细钻取</w:t>
+            </w:r>
+          </w:p>
+        </w:tc>
+        <w:tc>
+          <w:tcPr>
+            <w:tcW w:type="dxa" w:w="1275"/>
+          </w:tcPr>
+          <w:p>
+            <w:r/>
+            <w:r>
+              <w:rPr>
+                <w:rFonts w:ascii="Times New Roman" w:hAnsi="Times New Roman" w:eastAsia="宋体"/>
+                <w:sz w:val="15"/>
+              </w:rPr>
+              <w:t>20</w:t>
+            </w:r>
+          </w:p>
+        </w:tc>
+        <w:tc>
+          <w:tcPr>
+            <w:tcW w:type="dxa" w:w="1275"/>
+          </w:tcPr>
+          <w:p>
+            <w:r/>
+            <w:r>
+              <w:rPr>
+                <w:rFonts w:ascii="Times New Roman" w:hAnsi="Times New Roman" w:eastAsia="宋体"/>
+                <w:sz w:val="15"/>
+              </w:rPr>
+              <w:t>变更数/已确认差额/平均确认天/起租减租数</w:t>
+            </w:r>
+          </w:p>
+        </w:tc>
+        <w:tc>
+          <w:tcPr>
+            <w:tcW w:type="dxa" w:w="1275"/>
+          </w:tcPr>
+          <w:p>
+            <w:r/>
+            <w:r>
+              <w:rPr>
+                <w:rFonts w:ascii="Times New Roman" w:hAnsi="Times New Roman" w:eastAsia="宋体"/>
+                <w:sz w:val="15"/>
+              </w:rPr>
+              <w:t>统计周期+项目+变更类型</w:t>
+            </w:r>
+          </w:p>
+        </w:tc>
+        <w:tc>
+          <w:tcPr>
+            <w:tcW w:type="dxa" w:w="1275"/>
+          </w:tcPr>
+          <w:p>
+            <w:r/>
+            <w:r>
+              <w:rPr>
+                <w:rFonts w:ascii="Times New Roman" w:hAnsi="Times New Roman" w:eastAsia="宋体"/>
+                <w:sz w:val="15"/>
+              </w:rPr>
+              <w:t>ADS 变更+DWD+ODS 租期日志</w:t>
+            </w:r>
+          </w:p>
+        </w:tc>
+        <w:tc>
+          <w:tcPr>
+            <w:tcW w:type="dxa" w:w="1275"/>
+          </w:tcPr>
+          <w:p>
+            <w:r/>
+            <w:r>
+              <w:rPr>
+                <w:rFonts w:ascii="Times New Roman" w:hAnsi="Times New Roman" w:eastAsia="宋体"/>
+                <w:sz w:val="15"/>
+              </w:rPr>
+              <w:t>←19</w:t>
+            </w:r>
+          </w:p>
+        </w:tc>
+        <w:tc>
+          <w:tcPr>
+            <w:tcW w:type="dxa" w:w="1275"/>
+          </w:tcPr>
+          <w:p>
+            <w:r/>
+            <w:r>
+              <w:rPr>
+                <w:rFonts w:ascii="Times New Roman" w:hAnsi="Times New Roman" w:eastAsia="宋体"/>
+                <w:sz w:val="15"/>
+              </w:rPr>
+              <w:t>v2</w:t>
+            </w:r>
+          </w:p>
+        </w:tc>
+      </w:tr>
+      <w:tr>
+        <w:tc>
+          <w:tcPr>
+            <w:tcW w:type="dxa" w:w="1275"/>
+          </w:tcPr>
+          <w:p>
+            <w:r/>
+            <w:r>
+              <w:rPr>
+                <w:rFonts w:ascii="Times New Roman" w:hAnsi="Times New Roman" w:eastAsia="宋体"/>
+                <w:sz w:val="15"/>
+              </w:rPr>
+              <w:t>25</w:t>
+            </w:r>
+          </w:p>
+        </w:tc>
+        <w:tc>
+          <w:tcPr>
+            <w:tcW w:type="dxa" w:w="1275"/>
+          </w:tcPr>
+          <w:p>
+            <w:r/>
+            <w:r>
+              <w:rPr>
+                <w:rFonts w:ascii="Times New Roman" w:hAnsi="Times New Roman" w:eastAsia="宋体"/>
+                <w:sz w:val="15"/>
+              </w:rPr>
+              <w:t>回收明细钻取</w:t>
+            </w:r>
+          </w:p>
+        </w:tc>
+        <w:tc>
+          <w:tcPr>
+            <w:tcW w:type="dxa" w:w="1275"/>
+          </w:tcPr>
+          <w:p>
+            <w:r/>
+            <w:r>
+              <w:rPr>
+                <w:rFonts w:ascii="Times New Roman" w:hAnsi="Times New Roman" w:eastAsia="宋体"/>
+                <w:sz w:val="15"/>
+              </w:rPr>
+              <w:t>20</w:t>
+            </w:r>
+          </w:p>
+        </w:tc>
+        <w:tc>
+          <w:tcPr>
+            <w:tcW w:type="dxa" w:w="1275"/>
+          </w:tcPr>
+          <w:p>
+            <w:r/>
+            <w:r>
+              <w:rPr>
+                <w:rFonts w:ascii="Times New Roman" w:hAnsi="Times New Roman" w:eastAsia="宋体"/>
+                <w:sz w:val="15"/>
+              </w:rPr>
+              <w:t>明细数/计划/实际数/缺失数</w:t>
+            </w:r>
+          </w:p>
+        </w:tc>
+        <w:tc>
+          <w:tcPr>
+            <w:tcW w:type="dxa" w:w="1275"/>
+          </w:tcPr>
+          <w:p>
+            <w:r/>
+            <w:r>
+              <w:rPr>
+                <w:rFonts w:ascii="Times New Roman" w:hAnsi="Times New Roman" w:eastAsia="宋体"/>
+                <w:sz w:val="15"/>
+              </w:rPr>
+              <w:t>统计周期+项目+回收类型</w:t>
+            </w:r>
+          </w:p>
+        </w:tc>
+        <w:tc>
+          <w:tcPr>
+            <w:tcW w:type="dxa" w:w="1275"/>
+          </w:tcPr>
+          <w:p>
+            <w:r/>
+            <w:r>
+              <w:rPr>
+                <w:rFonts w:ascii="Times New Roman" w:hAnsi="Times New Roman" w:eastAsia="宋体"/>
+                <w:sz w:val="15"/>
+              </w:rPr>
+              <w:t>ADS 回收+DWD</w:t>
+            </w:r>
+          </w:p>
+        </w:tc>
+        <w:tc>
+          <w:tcPr>
+            <w:tcW w:type="dxa" w:w="1275"/>
+          </w:tcPr>
+          <w:p>
+            <w:r/>
+            <w:r>
+              <w:rPr>
+                <w:rFonts w:ascii="Times New Roman" w:hAnsi="Times New Roman" w:eastAsia="宋体"/>
+                <w:sz w:val="15"/>
+              </w:rPr>
+              <w:t>←20</w:t>
+            </w:r>
+          </w:p>
+        </w:tc>
+        <w:tc>
+          <w:tcPr>
+            <w:tcW w:type="dxa" w:w="1275"/>
+          </w:tcPr>
+          <w:p>
+            <w:r/>
+            <w:r>
+              <w:rPr>
+                <w:rFonts w:ascii="Times New Roman" w:hAnsi="Times New Roman" w:eastAsia="宋体"/>
+                <w:sz w:val="15"/>
+              </w:rPr>
+              <w:t>v2</w:t>
+            </w:r>
+          </w:p>
+        </w:tc>
+      </w:tr>
+      <w:tr>
+        <w:tc>
+          <w:tcPr>
+            <w:tcW w:type="dxa" w:w="1275"/>
+          </w:tcPr>
+          <w:p>
+            <w:r/>
+            <w:r>
+              <w:rPr>
+                <w:rFonts w:ascii="Times New Roman" w:hAnsi="Times New Roman" w:eastAsia="宋体"/>
+                <w:sz w:val="15"/>
+              </w:rPr>
+              <w:t>26</w:t>
+            </w:r>
+          </w:p>
+        </w:tc>
+        <w:tc>
+          <w:tcPr>
+            <w:tcW w:type="dxa" w:w="1275"/>
+          </w:tcPr>
+          <w:p>
+            <w:r/>
+            <w:r>
+              <w:rPr>
+                <w:rFonts w:ascii="Times New Roman" w:hAnsi="Times New Roman" w:eastAsia="宋体"/>
+                <w:sz w:val="15"/>
+              </w:rPr>
+              <w:t>审批操作链路钻取</w:t>
+            </w:r>
+          </w:p>
+        </w:tc>
+        <w:tc>
+          <w:tcPr>
+            <w:tcW w:type="dxa" w:w="1275"/>
+          </w:tcPr>
+          <w:p>
+            <w:r/>
+            <w:r>
+              <w:rPr>
+                <w:rFonts w:ascii="Times New Roman" w:hAnsi="Times New Roman" w:eastAsia="宋体"/>
+                <w:sz w:val="15"/>
+              </w:rPr>
+              <w:t>20</w:t>
+            </w:r>
+          </w:p>
+        </w:tc>
+        <w:tc>
+          <w:tcPr>
+            <w:tcW w:type="dxa" w:w="1275"/>
+          </w:tcPr>
+          <w:p>
+            <w:r/>
+            <w:r>
+              <w:rPr>
+                <w:rFonts w:ascii="Times New Roman" w:hAnsi="Times New Roman" w:eastAsia="宋体"/>
+                <w:sz w:val="15"/>
+              </w:rPr>
+              <w:t>日志数/单据数/操作人数/平均步骤天数</w:t>
+            </w:r>
+          </w:p>
+        </w:tc>
+        <w:tc>
+          <w:tcPr>
+            <w:tcW w:type="dxa" w:w="1275"/>
+          </w:tcPr>
+          <w:p>
+            <w:r/>
+            <w:r>
+              <w:rPr>
+                <w:rFonts w:ascii="Times New Roman" w:hAnsi="Times New Roman" w:eastAsia="宋体"/>
+                <w:sz w:val="15"/>
+              </w:rPr>
+              <w:t>统计周期+项目+操作分类</w:t>
+            </w:r>
+          </w:p>
+        </w:tc>
+        <w:tc>
+          <w:tcPr>
+            <w:tcW w:type="dxa" w:w="1275"/>
+          </w:tcPr>
+          <w:p>
+            <w:r/>
+            <w:r>
+              <w:rPr>
+                <w:rFonts w:ascii="Times New Roman" w:hAnsi="Times New Roman" w:eastAsia="宋体"/>
+                <w:sz w:val="15"/>
+              </w:rPr>
+              <w:t>ODS 操作日志+DWD</w:t>
+            </w:r>
+          </w:p>
+        </w:tc>
+        <w:tc>
+          <w:tcPr>
+            <w:tcW w:type="dxa" w:w="1275"/>
+          </w:tcPr>
+          <w:p>
+            <w:r/>
+            <w:r>
+              <w:rPr>
+                <w:rFonts w:ascii="Times New Roman" w:hAnsi="Times New Roman" w:eastAsia="宋体"/>
+                <w:sz w:val="15"/>
+              </w:rPr>
+              <w:t>←22</w:t>
+            </w:r>
+          </w:p>
+        </w:tc>
+        <w:tc>
+          <w:tcPr>
+            <w:tcW w:type="dxa" w:w="1275"/>
+          </w:tcPr>
+          <w:p>
+            <w:r/>
+            <w:r>
+              <w:rPr>
+                <w:rFonts w:ascii="Times New Roman" w:hAnsi="Times New Roman" w:eastAsia="宋体"/>
+                <w:sz w:val="15"/>
+              </w:rPr>
+              <w:t>v1</w:t>
+            </w:r>
+          </w:p>
+        </w:tc>
+      </w:tr>
+    </w:tbl>
+    <w:p/>
+    <w:p>
+      <w:pPr>
+        <w:pStyle w:val="Heading3"/>
+      </w:pPr>
+      <w:r>
+        <w:rPr>
+          <w:rFonts w:ascii="Times New Roman" w:hAnsi="Times New Roman" w:eastAsia="黑体"/>
+          <w:color w:val="1F3B63"/>
+          <w:sz w:val="22"/>
+        </w:rPr>
+        <w:t>15 · 经营总览（prs-flowerbiz-overview-v2.json，24 组件，PUBLISHED v1）</w:t>
+      </w:r>
+    </w:p>
+    <w:p>
+      <w:pPr>
+        <w:pStyle w:val="ListBullet"/>
+      </w:pPr>
+      <w:r>
+        <w:rPr>
+          <w:rFonts w:ascii="Times New Roman" w:hAnsi="Times New Roman" w:eastAsia="黑体"/>
+          <w:b/>
+          <w:sz w:val="19"/>
+        </w:rPr>
+        <w:t>定位：</w:t>
+      </w:r>
+      <w:r>
+        <w:rPr>
+          <w:rFonts w:ascii="Times New Roman" w:hAnsi="Times New Roman" w:eastAsia="宋体"/>
+          <w:sz w:val="19"/>
+        </w:rPr>
+        <w:t>全局入口，CEO 首屏。枢纽扇出 16/17/18/22/23。</w:t>
+      </w:r>
+    </w:p>
+    <w:p>
+      <w:pPr>
+        <w:pStyle w:val="ListBullet"/>
+      </w:pPr>
+      <w:r>
+        <w:rPr>
+          <w:rFonts w:ascii="Times New Roman" w:hAnsi="Times New Roman" w:eastAsia="黑体"/>
+          <w:b/>
+          <w:sz w:val="19"/>
+        </w:rPr>
+        <w:t>KPI 口径：</w:t>
+      </w:r>
+      <w:r>
+        <w:rPr>
+          <w:rFonts w:ascii="Times New Roman" w:hAnsi="Times New Roman" w:eastAsia="宋体"/>
+          <w:sz w:val="19"/>
+        </w:rPr>
+        <w:t>报花单数=有效单 COUNT；项目/客户数=去重；租金变动净额=仅已结束有效单 SUM(rent_change_amount)，不是月租收入；处理成本=已结束单 SUM(order_cost_amount)。</w:t>
+      </w:r>
+    </w:p>
+    <w:p>
+      <w:pPr>
+        <w:pStyle w:val="ListBullet"/>
+      </w:pPr>
+      <w:r>
+        <w:rPr>
+          <w:rFonts w:ascii="Times New Roman" w:hAnsi="Times New Roman" w:eastAsia="黑体"/>
+          <w:b/>
+          <w:sz w:val="19"/>
+        </w:rPr>
+        <w:t>图表：</w:t>
+      </w:r>
+      <w:r>
+        <w:rPr>
+          <w:rFonts w:ascii="Times New Roman" w:hAnsi="Times New Roman" w:eastAsia="宋体"/>
+          <w:sz w:val="19"/>
+        </w:rPr>
+        <w:t>月度业务趋势、业务大类/类型/状态分布、项目经营 TOP、客户贡献 TOP、明细表。</w:t>
+      </w:r>
+    </w:p>
+    <w:p>
+      <w:pPr>
+        <w:pStyle w:val="ListBullet"/>
+      </w:pPr>
+      <w:r>
+        <w:rPr>
+          <w:rFonts w:ascii="Times New Roman" w:hAnsi="Times New Roman" w:eastAsia="黑体"/>
+          <w:b/>
+          <w:sz w:val="19"/>
+        </w:rPr>
+        <w:t>数据源：</w:t>
+      </w:r>
+      <w:r>
+        <w:rPr>
+          <w:rFonts w:ascii="Times New Roman" w:hAnsi="Times New Roman" w:eastAsia="宋体"/>
+          <w:sz w:val="19"/>
+        </w:rPr>
+        <w:t>public.prs_v2_dwd_flower_order + public.prs_v2_dwd_customer（DWD 直读，5 个 DWS 零引用）。order_type/status 中文映射硬编码在每屏 SQL，dbt 一改即漂移。</w:t>
+      </w:r>
+    </w:p>
+    <w:p>
+      <w:pPr>
+        <w:pStyle w:val="ListBullet"/>
+      </w:pPr>
+      <w:r>
+        <w:rPr>
+          <w:rFonts w:ascii="Times New Roman" w:hAnsi="Times New Roman" w:eastAsia="黑体"/>
+          <w:b/>
+          <w:sz w:val="19"/>
+        </w:rPr>
+        <w:t>注意：</w:t>
+      </w:r>
+      <w:r>
+        <w:rPr>
+          <w:rFonts w:ascii="Times New Roman" w:hAnsi="Times New Roman" w:eastAsia="宋体"/>
+          <w:sz w:val="19"/>
+        </w:rPr>
+        <w:t>租金变动≠收入，勿当财报收入用；NULL 金额在数值卡可能显示为 0，不能用 0 判断已确认。</w:t>
+      </w:r>
+    </w:p>
+    <w:p>
+      <w:pPr>
+        <w:pStyle w:val="Heading3"/>
+      </w:pPr>
+      <w:r>
+        <w:rPr>
+          <w:rFonts w:ascii="Times New Roman" w:hAnsi="Times New Roman" w:eastAsia="黑体"/>
+          <w:color w:val="1F3B63"/>
+          <w:sz w:val="22"/>
+        </w:rPr>
+        <w:t>16 · 项目客户分析（prs-flowerbiz-project-customer-v2.json，22 组件，v1）</w:t>
+      </w:r>
+    </w:p>
+    <w:p>
+      <w:pPr>
+        <w:pStyle w:val="ListBullet"/>
+      </w:pPr>
+      <w:r>
+        <w:rPr>
+          <w:rFonts w:ascii="Times New Roman" w:hAnsi="Times New Roman" w:eastAsia="黑体"/>
+          <w:b/>
+          <w:sz w:val="19"/>
+        </w:rPr>
+        <w:t>定位：</w:t>
+      </w:r>
+      <w:r>
+        <w:rPr>
+          <w:rFonts w:ascii="Times New Roman" w:hAnsi="Times New Roman" w:eastAsia="宋体"/>
+          <w:sz w:val="19"/>
+        </w:rPr>
+        <w:t>规模归因：项目/客户谁贡献大。</w:t>
+      </w:r>
+    </w:p>
+    <w:p>
+      <w:pPr>
+        <w:pStyle w:val="ListBullet"/>
+      </w:pPr>
+      <w:r>
+        <w:rPr>
+          <w:rFonts w:ascii="Times New Roman" w:hAnsi="Times New Roman" w:eastAsia="黑体"/>
+          <w:b/>
+          <w:sz w:val="19"/>
+        </w:rPr>
+        <w:t>KPI 口径：</w:t>
+      </w:r>
+      <w:r>
+        <w:rPr>
+          <w:rFonts w:ascii="Times New Roman" w:hAnsi="Times New Roman" w:eastAsia="宋体"/>
+          <w:sz w:val="19"/>
+        </w:rPr>
+        <w:t>项目/客户/报花数 + 销售金额（order_type=7 才有意义）+ 坏账成本（type=6）+ 额外费用报价。</w:t>
+      </w:r>
+    </w:p>
+    <w:p>
+      <w:pPr>
+        <w:pStyle w:val="ListBullet"/>
+      </w:pPr>
+      <w:r>
+        <w:rPr>
+          <w:rFonts w:ascii="Times New Roman" w:hAnsi="Times New Roman" w:eastAsia="黑体"/>
+          <w:b/>
+          <w:sz w:val="19"/>
+        </w:rPr>
+        <w:t>图表：</w:t>
+      </w:r>
+      <w:r>
+        <w:rPr>
+          <w:rFonts w:ascii="Times New Roman" w:hAnsi="Times New Roman" w:eastAsia="宋体"/>
+          <w:sz w:val="19"/>
+        </w:rPr>
+        <w:t>项目/客户业务规模 TOP、销售与坏账趋势、项目客户经营明细。</w:t>
+      </w:r>
+    </w:p>
+    <w:p>
+      <w:pPr>
+        <w:pStyle w:val="ListBullet"/>
+      </w:pPr>
+      <w:r>
+        <w:rPr>
+          <w:rFonts w:ascii="Times New Roman" w:hAnsi="Times New Roman" w:eastAsia="黑体"/>
+          <w:b/>
+          <w:sz w:val="19"/>
+        </w:rPr>
+        <w:t>数据源：</w:t>
+      </w:r>
+      <w:r>
+        <w:rPr>
+          <w:rFonts w:ascii="Times New Roman" w:hAnsi="Times New Roman" w:eastAsia="宋体"/>
+          <w:sz w:val="19"/>
+        </w:rPr>
+        <w:t>与 15 同源（DWD 订单+客户），口径一致性好。</w:t>
+      </w:r>
+    </w:p>
+    <w:p>
+      <w:pPr>
+        <w:pStyle w:val="ListBullet"/>
+      </w:pPr>
+      <w:r>
+        <w:rPr>
+          <w:rFonts w:ascii="Times New Roman" w:hAnsi="Times New Roman" w:eastAsia="黑体"/>
+          <w:b/>
+          <w:sz w:val="19"/>
+        </w:rPr>
+        <w:t>注意：</w:t>
+      </w:r>
+      <w:r>
+        <w:rPr>
+          <w:rFonts w:ascii="Times New Roman" w:hAnsi="Times New Roman" w:eastAsia="宋体"/>
+          <w:sz w:val="19"/>
+        </w:rPr>
+        <w:t>无利润、续约/留存指标；回跳 15/钻取 23。</w:t>
+      </w:r>
+    </w:p>
+    <w:p>
+      <w:pPr>
+        <w:pStyle w:val="Heading3"/>
+      </w:pPr>
+      <w:r>
+        <w:rPr>
+          <w:rFonts w:ascii="Times New Roman" w:hAnsi="Times New Roman" w:eastAsia="黑体"/>
+          <w:color w:val="1F3B63"/>
+          <w:sz w:val="22"/>
+        </w:rPr>
+        <w:t>17 · 销售坏账与费用（prs-flowerbiz-finance-cost-v2.json，22 组件，v2，CFO 屏）</w:t>
+      </w:r>
+    </w:p>
+    <w:p>
+      <w:pPr>
+        <w:pStyle w:val="ListBullet"/>
+      </w:pPr>
+      <w:r>
+        <w:rPr>
+          <w:rFonts w:ascii="Times New Roman" w:hAnsi="Times New Roman" w:eastAsia="黑体"/>
+          <w:b/>
+          <w:sz w:val="19"/>
+        </w:rPr>
+        <w:t>KPI 口径：</w:t>
+      </w:r>
+      <w:r>
+        <w:rPr>
+          <w:rFonts w:ascii="Times New Roman" w:hAnsi="Times New Roman" w:eastAsia="宋体"/>
+          <w:sz w:val="19"/>
+        </w:rPr>
+        <w:t>销售金额/成本、赠送成本、坏账单成本/租金变动、额外费用报价。</w:t>
+      </w:r>
+    </w:p>
+    <w:p>
+      <w:pPr>
+        <w:pStyle w:val="ListBullet"/>
+      </w:pPr>
+      <w:r>
+        <w:rPr>
+          <w:rFonts w:ascii="Times New Roman" w:hAnsi="Times New Roman" w:eastAsia="黑体"/>
+          <w:b/>
+          <w:sz w:val="19"/>
+        </w:rPr>
+        <w:t>图表：</w:t>
+      </w:r>
+      <w:r>
+        <w:rPr>
+          <w:rFonts w:ascii="Times New Roman" w:hAnsi="Times New Roman" w:eastAsia="宋体"/>
+          <w:sz w:val="19"/>
+        </w:rPr>
+        <w:t>销售赠送月度趋势、费用类型构成饼、坏账项目 TOP、销售坏账费用明细。</w:t>
+      </w:r>
+    </w:p>
+    <w:p>
+      <w:pPr>
+        <w:pStyle w:val="ListBullet"/>
+      </w:pPr>
+      <w:r>
+        <w:rPr>
+          <w:rFonts w:ascii="Times New Roman" w:hAnsi="Times New Roman" w:eastAsia="黑体"/>
+          <w:b/>
+          <w:sz w:val="19"/>
+        </w:rPr>
+        <w:t>数据源：</w:t>
+      </w:r>
+      <w:r>
+        <w:rPr>
+          <w:rFonts w:ascii="Times New Roman" w:hAnsi="Times New Roman" w:eastAsia="宋体"/>
+          <w:sz w:val="19"/>
+        </w:rPr>
+        <w:t>public.prs_v2_dwd_flower_order + customer + public.prs_v2_dwd_extra_cost；唯一使用 del_flag='0' 的屏。</w:t>
+      </w:r>
+    </w:p>
+    <w:p>
+      <w:pPr>
+        <w:pStyle w:val="ListBullet"/>
+      </w:pPr>
+      <w:r>
+        <w:rPr>
+          <w:rFonts w:ascii="Times New Roman" w:hAnsi="Times New Roman" w:eastAsia="黑体"/>
+          <w:b/>
+          <w:sz w:val="19"/>
+        </w:rPr>
+        <w:t>注意（重要）：</w:t>
+      </w:r>
+      <w:r>
+        <w:rPr>
+          <w:rFonts w:ascii="Times New Roman" w:hAnsi="Times New Roman" w:eastAsia="宋体"/>
+          <w:sz w:val="19"/>
+        </w:rPr>
+        <w:t>费用构成暂无数据——655 条 ODS/DWD 费用明细 del_flag 全为 NULL，被有效条件过滤掉，饼图为空。NULL 是否=未删除待 K1 确认，未擅自纳入。数值卡 0=NULL 问题在本屏最致命。</w:t>
+      </w:r>
+    </w:p>
+    <w:p>
+      <w:pPr>
+        <w:pStyle w:val="Heading3"/>
+      </w:pPr>
+      <w:r>
+        <w:rPr>
+          <w:rFonts w:ascii="Times New Roman" w:hAnsi="Times New Roman" w:eastAsia="黑体"/>
+          <w:color w:val="1F3B63"/>
+          <w:sz w:val="22"/>
+        </w:rPr>
+        <w:t>18 · 报花执行（prs-flowerbiz-lease-execution-v2.json，22 组件，v1）</w:t>
+      </w:r>
+    </w:p>
+    <w:p>
+      <w:pPr>
+        <w:pStyle w:val="ListBullet"/>
+      </w:pPr>
+      <w:r>
+        <w:rPr>
+          <w:rFonts w:ascii="Times New Roman" w:hAnsi="Times New Roman" w:eastAsia="黑体"/>
+          <w:b/>
+          <w:sz w:val="19"/>
+        </w:rPr>
+        <w:t>KPI 口径：</w:t>
+      </w:r>
+      <w:r>
+        <w:rPr>
+          <w:rFonts w:ascii="Times New Roman" w:hAnsi="Times New Roman" w:eastAsia="宋体"/>
+          <w:sz w:val="19"/>
+        </w:rPr>
+        <w:t>租赁/加/减/换/调单数 + 租金变动净额（同 15 口径）。</w:t>
+      </w:r>
+    </w:p>
+    <w:p>
+      <w:pPr>
+        <w:pStyle w:val="ListBullet"/>
+      </w:pPr>
+      <w:r>
+        <w:rPr>
+          <w:rFonts w:ascii="Times New Roman" w:hAnsi="Times New Roman" w:eastAsia="黑体"/>
+          <w:b/>
+          <w:sz w:val="19"/>
+        </w:rPr>
+        <w:t>图表：</w:t>
+      </w:r>
+      <w:r>
+        <w:rPr>
+          <w:rFonts w:ascii="Times New Roman" w:hAnsi="Times New Roman" w:eastAsia="宋体"/>
+          <w:sz w:val="19"/>
+        </w:rPr>
+        <w:t>租赁类型月度趋势、租金与成本趋势、项目租金变动净额 TOP、租赁项目明细。</w:t>
+      </w:r>
+    </w:p>
+    <w:p>
+      <w:pPr>
+        <w:pStyle w:val="ListBullet"/>
+      </w:pPr>
+      <w:r>
+        <w:rPr>
+          <w:rFonts w:ascii="Times New Roman" w:hAnsi="Times New Roman" w:eastAsia="黑体"/>
+          <w:b/>
+          <w:sz w:val="19"/>
+        </w:rPr>
+        <w:t>数据源：</w:t>
+      </w:r>
+      <w:r>
+        <w:rPr>
+          <w:rFonts w:ascii="Times New Roman" w:hAnsi="Times New Roman" w:eastAsia="宋体"/>
+          <w:sz w:val="19"/>
+        </w:rPr>
+        <w:t>DWD 订单+客户。</w:t>
+      </w:r>
+    </w:p>
+    <w:p>
+      <w:pPr>
+        <w:pStyle w:val="ListBullet"/>
+      </w:pPr>
+      <w:r>
+        <w:rPr>
+          <w:rFonts w:ascii="Times New Roman" w:hAnsi="Times New Roman" w:eastAsia="黑体"/>
+          <w:b/>
+          <w:sz w:val="19"/>
+        </w:rPr>
+        <w:t>注意：</w:t>
+      </w:r>
+      <w:r>
+        <w:rPr>
+          <w:rFonts w:ascii="Times New Roman" w:hAnsi="Times New Roman" w:eastAsia="宋体"/>
+          <w:sz w:val="19"/>
+        </w:rPr>
+        <w:t>到 23 的钻取使用 {{项目}} 裸变量，其他链路多用 {{runtime.projectName}}，传参不一致可能失效，联调时重点测。</w:t>
+      </w:r>
+    </w:p>
+    <w:p>
+      <w:pPr>
+        <w:pStyle w:val="Heading3"/>
+      </w:pPr>
+      <w:r>
+        <w:rPr>
+          <w:rFonts w:ascii="Times New Roman" w:hAnsi="Times New Roman" w:eastAsia="黑体"/>
+          <w:color w:val="1F3B63"/>
+          <w:sz w:val="22"/>
+        </w:rPr>
+        <w:t>19 · 变更与租期调整（prs-flowerbiz-change-board-v2.json，22 组件，v1）</w:t>
+      </w:r>
+    </w:p>
+    <w:p>
+      <w:pPr>
+        <w:pStyle w:val="ListBullet"/>
+      </w:pPr>
+      <w:r>
+        <w:rPr>
+          <w:rFonts w:ascii="Times New Roman" w:hAnsi="Times New Roman" w:eastAsia="黑体"/>
+          <w:b/>
+          <w:sz w:val="19"/>
+        </w:rPr>
+        <w:t>KPI 口径：</w:t>
+      </w:r>
+      <w:r>
+        <w:rPr>
+          <w:rFonts w:ascii="Times New Roman" w:hAnsi="Times New Roman" w:eastAsia="宋体"/>
+          <w:sz w:val="19"/>
+        </w:rPr>
+        <w:t>变更单数/物品变更/金额变更/成本变更/已确认金额差额（status=2 且 type IN(1,3) 才计金额）/平均确认天数。</w:t>
+      </w:r>
+    </w:p>
+    <w:p>
+      <w:pPr>
+        <w:pStyle w:val="ListBullet"/>
+      </w:pPr>
+      <w:r>
+        <w:rPr>
+          <w:rFonts w:ascii="Times New Roman" w:hAnsi="Times New Roman" w:eastAsia="黑体"/>
+          <w:b/>
+          <w:sz w:val="19"/>
+        </w:rPr>
+        <w:t>背景：</w:t>
+      </w:r>
+      <w:r>
+        <w:rPr>
+          <w:rFonts w:ascii="Times New Roman" w:hAnsi="Times New Roman" w:eastAsia="宋体"/>
+          <w:sz w:val="19"/>
+        </w:rPr>
+        <w:t>变更 1425 单中 1372 为物品类型变更，金额类仅 25 单——金额差只覆盖小部分变更，阅读需配注释。</w:t>
+      </w:r>
+    </w:p>
+    <w:p>
+      <w:pPr>
+        <w:pStyle w:val="ListBullet"/>
+      </w:pPr>
+      <w:r>
+        <w:rPr>
+          <w:rFonts w:ascii="Times New Roman" w:hAnsi="Times New Roman" w:eastAsia="黑体"/>
+          <w:b/>
+          <w:sz w:val="19"/>
+        </w:rPr>
+        <w:t>数据源：</w:t>
+      </w:r>
+      <w:r>
+        <w:rPr>
+          <w:rFonts w:ascii="Times New Roman" w:hAnsi="Times New Roman" w:eastAsia="宋体"/>
+          <w:sz w:val="19"/>
+        </w:rPr>
+        <w:t>public.prs_v2_ads_change_detail + DWD。</w:t>
+      </w:r>
+    </w:p>
+    <w:p>
+      <w:pPr>
+        <w:pStyle w:val="ListBullet"/>
+      </w:pPr>
+      <w:r>
+        <w:rPr>
+          <w:rFonts w:ascii="Times New Roman" w:hAnsi="Times New Roman" w:eastAsia="黑体"/>
+          <w:b/>
+          <w:sz w:val="19"/>
+        </w:rPr>
+        <w:t>注意：</w:t>
+      </w:r>
+      <w:r>
+        <w:rPr>
+          <w:rFonts w:ascii="Times New Roman" w:hAnsi="Times New Roman" w:eastAsia="宋体"/>
+          <w:sz w:val="19"/>
+        </w:rPr>
+        <w:t>到 24 钻取同样存在 {{项目}} 变量混用问题。</w:t>
+      </w:r>
+    </w:p>
+    <w:p>
+      <w:pPr>
+        <w:pStyle w:val="Heading3"/>
+      </w:pPr>
+      <w:r>
+        <w:rPr>
+          <w:rFonts w:ascii="Times New Roman" w:hAnsi="Times New Roman" w:eastAsia="黑体"/>
+          <w:color w:val="1F3B63"/>
+          <w:sz w:val="22"/>
+        </w:rPr>
+        <w:t>20 · 回收撤摆与去向（prs-flowerbiz-recovery-board-v2.json，22 组件，v3）</w:t>
+      </w:r>
+    </w:p>
+    <w:p>
+      <w:pPr>
+        <w:pStyle w:val="ListBullet"/>
+      </w:pPr>
+      <w:r>
+        <w:rPr>
+          <w:rFonts w:ascii="Times New Roman" w:hAnsi="Times New Roman" w:eastAsia="黑体"/>
+          <w:b/>
+          <w:sz w:val="19"/>
+        </w:rPr>
+        <w:t>KPI 口径：</w:t>
+      </w:r>
+      <w:r>
+        <w:rPr>
+          <w:rFonts w:ascii="Times New Roman" w:hAnsi="Times New Roman" w:eastAsia="宋体"/>
+          <w:sz w:val="19"/>
+        </w:rPr>
+        <w:t>明细数、计划/实际回收数、报损/回购/留用条数。</w:t>
+      </w:r>
+    </w:p>
+    <w:p>
+      <w:pPr>
+        <w:pStyle w:val="ListBullet"/>
+      </w:pPr>
+      <w:r>
+        <w:rPr>
+          <w:rFonts w:ascii="Times New Roman" w:hAnsi="Times New Roman" w:eastAsia="黑体"/>
+          <w:b/>
+          <w:sz w:val="19"/>
+        </w:rPr>
+        <w:t>图表：</w:t>
+      </w:r>
+      <w:r>
+        <w:rPr>
+          <w:rFonts w:ascii="Times New Roman" w:hAnsi="Times New Roman" w:eastAsia="宋体"/>
+          <w:sz w:val="19"/>
+        </w:rPr>
+        <w:t>回收类型分布、回收月度趋势、回收人完成量 TOP、回收项目明细。</w:t>
+      </w:r>
+    </w:p>
+    <w:p>
+      <w:pPr>
+        <w:pStyle w:val="ListBullet"/>
+      </w:pPr>
+      <w:r>
+        <w:rPr>
+          <w:rFonts w:ascii="Times New Roman" w:hAnsi="Times New Roman" w:eastAsia="黑体"/>
+          <w:b/>
+          <w:sz w:val="19"/>
+        </w:rPr>
+        <w:t>数据源：</w:t>
+      </w:r>
+      <w:r>
+        <w:rPr>
+          <w:rFonts w:ascii="Times New Roman" w:hAnsi="Times New Roman" w:eastAsia="宋体"/>
+          <w:sz w:val="19"/>
+        </w:rPr>
+        <w:t>public.prs_v2_ads_recovery_detail + DWD。</w:t>
+      </w:r>
+    </w:p>
+    <w:p>
+      <w:pPr>
+        <w:pStyle w:val="ListBullet"/>
+      </w:pPr>
+      <w:r>
+        <w:rPr>
+          <w:rFonts w:ascii="Times New Roman" w:hAnsi="Times New Roman" w:eastAsia="黑体"/>
+          <w:b/>
+          <w:sz w:val="19"/>
+        </w:rPr>
+        <w:t>注意：</w:t>
+      </w:r>
+      <w:r>
+        <w:rPr>
+          <w:rFonts w:ascii="Times New Roman" w:hAnsi="Times New Roman" w:eastAsia="宋体"/>
+          <w:sz w:val="19"/>
+        </w:rPr>
+        <w:t>库房维度缺失已降级处理：标题由库房排行改为回收人完成量，不伪造是对的，但“去向”闭环仍缺；event=COALESCE(实际回收,计划)把未发生计划混入当期趋势，会虚增；屏内残留“入库库房 TOP”标题名实待统一。</w:t>
+      </w:r>
+    </w:p>
+    <w:p>
+      <w:pPr>
+        <w:pStyle w:val="Heading3"/>
+      </w:pPr>
+      <w:r>
+        <w:rPr>
+          <w:rFonts w:ascii="Times New Roman" w:hAnsi="Times New Roman" w:eastAsia="黑体"/>
+          <w:color w:val="1F3B63"/>
+          <w:sz w:val="22"/>
+        </w:rPr>
+        <w:t>21 · 养护工作量（prs-flowerbiz-curing-workload-v2.json，22 组件，v2，口径最干净）</w:t>
+      </w:r>
+    </w:p>
+    <w:p>
+      <w:pPr>
+        <w:pStyle w:val="ListBullet"/>
+      </w:pPr>
+      <w:r>
+        <w:rPr>
+          <w:rFonts w:ascii="Times New Roman" w:hAnsi="Times New Roman" w:eastAsia="黑体"/>
+          <w:b/>
+          <w:sz w:val="19"/>
+        </w:rPr>
+        <w:t>KPI 口径：</w:t>
+      </w:r>
+      <w:r>
+        <w:rPr>
+          <w:rFonts w:ascii="Times New Roman" w:hAnsi="Times New Roman" w:eastAsia="宋体"/>
+          <w:sz w:val="19"/>
+        </w:rPr>
+        <w:t>养护人数/记录数/项目数/日期数/巡护次数/数量缺失数；真实养护记录计量，COUNT(*) FILTER(quantity IS NULL) 区分缺失与 0。</w:t>
+      </w:r>
+    </w:p>
+    <w:p>
+      <w:pPr>
+        <w:pStyle w:val="ListBullet"/>
+      </w:pPr>
+      <w:r>
+        <w:rPr>
+          <w:rFonts w:ascii="Times New Roman" w:hAnsi="Times New Roman" w:eastAsia="黑体"/>
+          <w:b/>
+          <w:sz w:val="19"/>
+        </w:rPr>
+        <w:t>图表：</w:t>
+      </w:r>
+      <w:r>
+        <w:rPr>
+          <w:rFonts w:ascii="Times New Roman" w:hAnsi="Times New Roman" w:eastAsia="宋体"/>
+          <w:sz w:val="19"/>
+        </w:rPr>
+        <w:t>养护人 TOP、养护趋势、前七项目饼、养护人月度明细。</w:t>
+      </w:r>
+    </w:p>
+    <w:p>
+      <w:pPr>
+        <w:pStyle w:val="ListBullet"/>
+      </w:pPr>
+      <w:r>
+        <w:rPr>
+          <w:rFonts w:ascii="Times New Roman" w:hAnsi="Times New Roman" w:eastAsia="黑体"/>
+          <w:b/>
+          <w:sz w:val="19"/>
+        </w:rPr>
+        <w:t>数据源：</w:t>
+      </w:r>
+      <w:r>
+        <w:rPr>
+          <w:rFonts w:ascii="Times New Roman" w:hAnsi="Times New Roman" w:eastAsia="宋体"/>
+          <w:sz w:val="19"/>
+        </w:rPr>
+        <w:t>public.prs_v2_dwd_curing + public.prs_v2_dwd_project，唯一不用订单表的屏。</w:t>
+      </w:r>
+    </w:p>
+    <w:p>
+      <w:pPr>
+        <w:pStyle w:val="ListBullet"/>
+      </w:pPr>
+      <w:r>
+        <w:rPr>
+          <w:rFonts w:ascii="Times New Roman" w:hAnsi="Times New Roman" w:eastAsia="黑体"/>
+          <w:b/>
+          <w:sz w:val="19"/>
+        </w:rPr>
+        <w:t>注意：</w:t>
+      </w:r>
+      <w:r>
+        <w:rPr>
+          <w:rFonts w:ascii="Times New Roman" w:hAnsi="Times New Roman" w:eastAsia="宋体"/>
+          <w:sz w:val="19"/>
+        </w:rPr>
+        <w:t>缺质量维度（返修/投诉/时长），只能看工作量不能看质量。</w:t>
+      </w:r>
+    </w:p>
+    <w:p>
+      <w:pPr>
+        <w:pStyle w:val="Heading3"/>
+      </w:pPr>
+      <w:r>
+        <w:rPr>
+          <w:rFonts w:ascii="Times New Roman" w:hAnsi="Times New Roman" w:eastAsia="黑体"/>
+          <w:color w:val="1F3B63"/>
+          <w:sz w:val="22"/>
+        </w:rPr>
+        <w:t>22 · 在途审批与操作监控（prs-flowerbiz-pending-approval-v2.json，22 组件，v2，风险屏）</w:t>
+      </w:r>
+    </w:p>
+    <w:p>
+      <w:pPr>
+        <w:pStyle w:val="ListBullet"/>
+      </w:pPr>
+      <w:r>
+        <w:rPr>
+          <w:rFonts w:ascii="Times New Roman" w:hAnsi="Times New Roman" w:eastAsia="黑体"/>
+          <w:b/>
+          <w:sz w:val="19"/>
+        </w:rPr>
+        <w:t>KPI 口径：</w:t>
+      </w:r>
+      <w:r>
+        <w:rPr>
+          <w:rFonts w:ascii="Times New Roman" w:hAnsi="Times New Roman" w:eastAsia="宋体"/>
+          <w:sz w:val="19"/>
+        </w:rPr>
+        <w:t>在途数、挂起&gt;7 天、待结算、审核中、平均挂起天（CURRENT_TIMESTAMP-apply_time）、在途租金变动额。</w:t>
+      </w:r>
+    </w:p>
+    <w:p>
+      <w:pPr>
+        <w:pStyle w:val="ListBullet"/>
+      </w:pPr>
+      <w:r>
+        <w:rPr>
+          <w:rFonts w:ascii="Times New Roman" w:hAnsi="Times New Roman" w:eastAsia="黑体"/>
+          <w:b/>
+          <w:sz w:val="19"/>
+        </w:rPr>
+        <w:t>注意（重要）：</w:t>
+      </w:r>
+      <w:r>
+        <w:rPr>
+          <w:rFonts w:ascii="Times New Roman" w:hAnsi="Times New Roman" w:eastAsia="宋体"/>
+          <w:sz w:val="19"/>
+        </w:rPr>
+        <w:t>动静混合口径：挂起天按现在算，却用 business_time 历史区间过滤，选旧区间仍显示今天挂起数；7 天仅观察阈值非合同超期，但图表仍叫“超期项目 TOP”易误读。到 26 钻取变量混用同上。</w:t>
+      </w:r>
+    </w:p>
+    <w:p>
+      <w:pPr>
+        <w:pStyle w:val="Heading3"/>
+      </w:pPr>
+      <w:r>
+        <w:rPr>
+          <w:rFonts w:ascii="Times New Roman" w:hAnsi="Times New Roman" w:eastAsia="黑体"/>
+          <w:color w:val="1F3B63"/>
+          <w:sz w:val="22"/>
+        </w:rPr>
+        <w:t>23 · 报花单明细钻取（prs-flowerbiz-drill-lease-detail-v2.json，20 组件，v2）</w:t>
+      </w:r>
+    </w:p>
+    <w:p>
+      <w:pPr>
+        <w:pStyle w:val="ListBullet"/>
+      </w:pPr>
+      <w:r>
+        <w:rPr>
+          <w:rFonts w:ascii="Times New Roman" w:hAnsi="Times New Roman" w:eastAsia="黑体"/>
+          <w:b/>
+          <w:sz w:val="19"/>
+        </w:rPr>
+        <w:t>KPI 口径：</w:t>
+      </w:r>
+      <w:r>
+        <w:rPr>
+          <w:rFonts w:ascii="Times New Roman" w:hAnsi="Times New Roman" w:eastAsia="宋体"/>
+          <w:sz w:val="19"/>
+        </w:rPr>
+        <w:t>明细行数/单据数/申请数量/完成数量；明细 181,889 行 / 25,019 单，大结果 LIMIT 300，分页外总数不可见。</w:t>
+      </w:r>
+    </w:p>
+    <w:p>
+      <w:pPr>
+        <w:pStyle w:val="ListBullet"/>
+      </w:pPr>
+      <w:r>
+        <w:rPr>
+          <w:rFonts w:ascii="Times New Roman" w:hAnsi="Times New Roman" w:eastAsia="黑体"/>
+          <w:b/>
+          <w:sz w:val="19"/>
+        </w:rPr>
+        <w:t>图表：</w:t>
+      </w:r>
+      <w:r>
+        <w:rPr>
+          <w:rFonts w:ascii="Times New Roman" w:hAnsi="Times New Roman" w:eastAsia="宋体"/>
+          <w:sz w:val="19"/>
+        </w:rPr>
+        <w:t>报花单明细表、绿植/摆位/养护人 TOP。</w:t>
+      </w:r>
+    </w:p>
+    <w:p>
+      <w:pPr>
+        <w:pStyle w:val="ListBullet"/>
+      </w:pPr>
+      <w:r>
+        <w:rPr>
+          <w:rFonts w:ascii="Times New Roman" w:hAnsi="Times New Roman" w:eastAsia="黑体"/>
+          <w:b/>
+          <w:sz w:val="19"/>
+        </w:rPr>
+        <w:t>数据源：</w:t>
+      </w:r>
+      <w:r>
+        <w:rPr>
+          <w:rFonts w:ascii="Times New Roman" w:hAnsi="Times New Roman" w:eastAsia="宋体"/>
+          <w:sz w:val="19"/>
+        </w:rPr>
+        <w:t>public.prs_v2_ads_lease_detail + 订单/客户/位置。JOIN 有效订单，明细源值不乘数量是对的，但父子组合未标 is_leaf，用户自求和即翻倍。</w:t>
+      </w:r>
+    </w:p>
+    <w:p>
+      <w:pPr>
+        <w:pStyle w:val="Heading3"/>
+      </w:pPr>
+      <w:r>
+        <w:rPr>
+          <w:rFonts w:ascii="Times New Roman" w:hAnsi="Times New Roman" w:eastAsia="黑体"/>
+          <w:color w:val="1F3B63"/>
+          <w:sz w:val="22"/>
+        </w:rPr>
+        <w:t>24 · 变更明细钻取（prs-flowerbiz-drill-change-detail-v2.json，20 组件，v2）</w:t>
+      </w:r>
+    </w:p>
+    <w:p>
+      <w:pPr>
+        <w:pStyle w:val="ListBullet"/>
+      </w:pPr>
+      <w:r>
+        <w:rPr>
+          <w:rFonts w:ascii="Times New Roman" w:hAnsi="Times New Roman" w:eastAsia="黑体"/>
+          <w:b/>
+          <w:sz w:val="19"/>
+        </w:rPr>
+        <w:t>KPI 口径：</w:t>
+      </w:r>
+      <w:r>
+        <w:rPr>
+          <w:rFonts w:ascii="Times New Roman" w:hAnsi="Times New Roman" w:eastAsia="宋体"/>
+          <w:sz w:val="19"/>
+        </w:rPr>
+        <w:t>变更数/已确认差额/平均确认天/起租减租数；变更/换货明细、金额 TOP、租期调整日志。</w:t>
+      </w:r>
+    </w:p>
+    <w:p>
+      <w:pPr>
+        <w:pStyle w:val="ListBullet"/>
+      </w:pPr>
+      <w:r>
+        <w:rPr>
+          <w:rFonts w:ascii="Times New Roman" w:hAnsi="Times New Roman" w:eastAsia="黑体"/>
+          <w:b/>
+          <w:sz w:val="19"/>
+        </w:rPr>
+        <w:t>数据源：</w:t>
+      </w:r>
+      <w:r>
+        <w:rPr>
+          <w:rFonts w:ascii="Times New Roman" w:hAnsi="Times New Roman" w:eastAsia="宋体"/>
+          <w:sz w:val="19"/>
+        </w:rPr>
+        <w:t>ADS 变更 + DWD + 直读 ODS public.ods_prst_flower_rent_time_log（租期日志无 dbt 模型，绕过数仓）。JOIN 有效订单会丢游离日志；day_delta=new-old 含 NULL 未处理。</w:t>
+      </w:r>
+    </w:p>
+    <w:p>
+      <w:pPr>
+        <w:pStyle w:val="Heading3"/>
+      </w:pPr>
+      <w:r>
+        <w:rPr>
+          <w:rFonts w:ascii="Times New Roman" w:hAnsi="Times New Roman" w:eastAsia="黑体"/>
+          <w:color w:val="1F3B63"/>
+          <w:sz w:val="22"/>
+        </w:rPr>
+        <w:t>25 · 回收明细钻取（prs-flowerbiz-drill-recovery-detail-v2.json，20 组件，v2）</w:t>
+      </w:r>
+    </w:p>
+    <w:p>
+      <w:pPr>
+        <w:pStyle w:val="ListBullet"/>
+      </w:pPr>
+      <w:r>
+        <w:rPr>
+          <w:rFonts w:ascii="Times New Roman" w:hAnsi="Times New Roman" w:eastAsia="黑体"/>
+          <w:b/>
+          <w:sz w:val="19"/>
+        </w:rPr>
+        <w:t>KPI 口径：</w:t>
+      </w:r>
+      <w:r>
+        <w:rPr>
+          <w:rFonts w:ascii="Times New Roman" w:hAnsi="Times New Roman" w:eastAsia="宋体"/>
+          <w:sz w:val="19"/>
+        </w:rPr>
+        <w:t>明细/计划/实际数、缺失数；回收明细、绿植/项目完成量/回收人 TOP。</w:t>
+      </w:r>
+    </w:p>
+    <w:p>
+      <w:pPr>
+        <w:pStyle w:val="ListBullet"/>
+      </w:pPr>
+      <w:r>
+        <w:rPr>
+          <w:rFonts w:ascii="Times New Roman" w:hAnsi="Times New Roman" w:eastAsia="黑体"/>
+          <w:b/>
+          <w:sz w:val="19"/>
+        </w:rPr>
+        <w:t>注意：</w:t>
+      </w:r>
+      <w:r>
+        <w:rPr>
+          <w:rFonts w:ascii="Times New Roman" w:hAnsi="Times New Roman" w:eastAsia="宋体"/>
+          <w:sz w:val="19"/>
+        </w:rPr>
+        <w:t>同 20 的 COALESCE 时间口径；标题“库房入库 TOP”残留但内容已是项目完成量，名实待统一。</w:t>
+      </w:r>
+    </w:p>
+    <w:p>
+      <w:pPr>
+        <w:pStyle w:val="Heading3"/>
+      </w:pPr>
+      <w:r>
+        <w:rPr>
+          <w:rFonts w:ascii="Times New Roman" w:hAnsi="Times New Roman" w:eastAsia="黑体"/>
+          <w:color w:val="1F3B63"/>
+          <w:sz w:val="22"/>
+        </w:rPr>
+        <w:t>26 · 审批操作链路钻取（prs-flowerbiz-drill-audit-trail-v2.json，20 组件，v1，架构债最大）</w:t>
+      </w:r>
+    </w:p>
+    <w:p>
+      <w:pPr>
+        <w:pStyle w:val="ListBullet"/>
+      </w:pPr>
+      <w:r>
+        <w:rPr>
+          <w:rFonts w:ascii="Times New Roman" w:hAnsi="Times New Roman" w:eastAsia="黑体"/>
+          <w:b/>
+          <w:sz w:val="19"/>
+        </w:rPr>
+        <w:t>KPI 口径：</w:t>
+      </w:r>
+      <w:r>
+        <w:rPr>
+          <w:rFonts w:ascii="Times New Roman" w:hAnsi="Times New Roman" w:eastAsia="宋体"/>
+          <w:sz w:val="19"/>
+        </w:rPr>
+        <w:t>日志数/单据数/操作人数/平均步骤天数（LAG(operation_time)）。操作流水明细/分类分布/人 TOP/月度趋势。</w:t>
+      </w:r>
+    </w:p>
+    <w:p>
+      <w:pPr>
+        <w:pStyle w:val="ListBullet"/>
+      </w:pPr>
+      <w:r>
+        <w:rPr>
+          <w:rFonts w:ascii="Times New Roman" w:hAnsi="Times New Roman" w:eastAsia="黑体"/>
+          <w:b/>
+          <w:sz w:val="19"/>
+        </w:rPr>
+        <w:t>数据源：</w:t>
+      </w:r>
+      <w:r>
+        <w:rPr>
+          <w:rFonts w:ascii="Times New Roman" w:hAnsi="Times New Roman" w:eastAsia="宋体"/>
+          <w:sz w:val="19"/>
+        </w:rPr>
+        <w:t>直读 ODS public.ods_prst_flower_biz_log JOIN DWD 有效订单（31 模型未覆盖日志模型，manifest 自认）。</w:t>
+      </w:r>
+    </w:p>
+    <w:p>
+      <w:pPr>
+        <w:pStyle w:val="ListBullet"/>
+      </w:pPr>
+      <w:r>
+        <w:rPr>
+          <w:rFonts w:ascii="Times New Roman" w:hAnsi="Times New Roman" w:eastAsia="黑体"/>
+          <w:b/>
+          <w:sz w:val="19"/>
+        </w:rPr>
+        <w:t>注意：</w:t>
+      </w:r>
+      <w:r>
+        <w:rPr>
+          <w:rFonts w:ascii="Times New Roman" w:hAnsi="Times New Roman" w:eastAsia="宋体"/>
+          <w:sz w:val="19"/>
+        </w:rPr>
+        <w:t>INNER JOIN 有效订单导致作废单日志丢失；operation_title 直接作分类无归一化（53 种操作）；step_days&lt;0 脏数据仅 AVG FILTER(&gt;=0) 掩盖。收编为 dbt 日志模型前，结果只宜做线索、不宜做考核。</w:t>
+      </w:r>
+    </w:p>
+    <w:p>
+      <w:pPr>
+        <w:pStyle w:val="Heading2"/>
+      </w:pPr>
+      <w:r>
+        <w:rPr>
+          <w:rFonts w:ascii="Times New Roman" w:hAnsi="Times New Roman" w:eastAsia="黑体"/>
+          <w:color w:val="1F3B63"/>
+          <w:sz w:val="26"/>
+        </w:rPr>
+        <w:t>A.3 通用阅读注意事项</w:t>
+      </w:r>
+    </w:p>
+    <w:p>
+      <w:pPr>
+        <w:pStyle w:val="ListBullet"/>
+      </w:pPr>
+      <w:r>
+        <w:rPr>
+          <w:rFonts w:ascii="Times New Roman" w:hAnsi="Times New Roman" w:eastAsia="宋体"/>
+          <w:sz w:val="19"/>
+        </w:rPr>
+        <w:t>日期含端已正确：全屏 起始日含、终止日下一天不含（22 号屏动态挂起天除外），可放心对照。</w:t>
+      </w:r>
+    </w:p>
+    <w:p>
+      <w:pPr>
+        <w:pStyle w:val="ListBullet"/>
+      </w:pPr>
+      <w:r>
+        <w:rPr>
+          <w:rFonts w:ascii="Times New Roman" w:hAnsi="Times New Roman" w:eastAsia="宋体"/>
+          <w:sz w:val="19"/>
+        </w:rPr>
+        <w:t>NULL 变 0：SQL 保留 SUM(CASE WHEN…END) 的 NULL，但数值卡转换层可能转 0，不能用 0 判断“已确认/无业务”，17 号屏费用、15/18 租金净额、20/25 实际数均受影响。</w:t>
+      </w:r>
+    </w:p>
+    <w:p>
+      <w:pPr>
+        <w:pStyle w:val="ListBullet"/>
+      </w:pPr>
+      <w:r>
+        <w:rPr>
+          <w:rFonts w:ascii="Times New Roman" w:hAnsi="Times New Roman" w:eastAsia="宋体"/>
+          <w:sz w:val="19"/>
+        </w:rPr>
+        <w:t>跨屏硬编码 15–26：全部 jumpUrlTemplate 写死当前环境编号，导入其他环境后需在页面调整；枢纽全压在 15（扇出 16/17/18/22/23），16/17 无回跳。</w:t>
+      </w:r>
+    </w:p>
+    <w:p>
+      <w:pPr>
+        <w:pStyle w:val="ListBullet"/>
+      </w:pPr>
+      <w:r>
+        <w:rPr>
+          <w:rFonts w:ascii="Times New Roman" w:hAnsi="Times New Roman" w:eastAsia="宋体"/>
+          <w:sz w:val="19"/>
+        </w:rPr>
+        <w:t>切屏闪存上页数值、旧 3–14 仅改名未禁用仍可误入（见 DEPLOYMENT.md)，验收时以 15–26 为准。</w:t>
       </w:r>
     </w:p>
     <w:sectPr>
